--- a/docs/paper/paper_fa.docx
+++ b/docs/paper/paper_fa.docx
@@ -159,139 +159,261 @@
         <w:rPr>
           <w:rtl/>
         </w:rPr>
-        <w:t xml:space="preserve">یک مدل یادگیری تجمعی مبتنی بر تقویت گرادیان (Gradient Boosting) آموزش داده شد و در برابر یک مدل رگرسیونی به</w:t>
-      </w:r>
-      <w:r>
-        <w:rPr>
-          <w:rtl/>
-        </w:rPr>
-        <w:t xml:space="preserve"> </w:t>
-      </w:r>
-      <w:r>
-        <w:rPr>
-          <w:rtl/>
-        </w:rPr>
-        <w:t xml:space="preserve">سبک MEPDG، یک جنگل تصادفی (Random Forest) و یک شبکه عصبی مصنوعی (ANN) محک زده شد، و از روش تبیین شاپلی افزایشی</w:t>
-      </w:r>
-      <w:r>
-        <w:rPr>
-          <w:rtl/>
-        </w:rPr>
-        <w:t xml:space="preserve"> </w:t>
-      </w:r>
-      <w:r>
-        <w:rPr>
-          <w:rtl/>
-        </w:rPr>
-        <w:t xml:space="preserve">(SHAP) برای گشودن جعبه سیاه مدل استفاده شد. با استفاده از یک روش تفکیک آموزش/آزمون گروه‌بندی‌شده بر اساس قطعه</w:t>
-      </w:r>
-      <w:r>
-        <w:rPr>
-          <w:rtl/>
-        </w:rPr>
-        <w:t xml:space="preserve"> </w:t>
-      </w:r>
-      <w:r>
-        <w:rPr>
-          <w:rtl/>
-        </w:rPr>
-        <w:t xml:space="preserve">روسازی (که از نشت اطلاعاتِ یک قطعه فیزیکی واحد بین داده‌های آموزش و آزمون جلوگیری می‌کند)، مدل تجمعی توانست</w:t>
-      </w:r>
-      <w:r>
-        <w:rPr>
-          <w:rtl/>
-        </w:rPr>
-        <w:t xml:space="preserve"> </w:t>
-      </w:r>
-      <w:r>
-        <w:rPr>
-          <w:rtl/>
-        </w:rPr>
-        <w:t xml:space="preserve">۳۳٫۳ درصد از واریانس برون‌نمونه‌ای IRI را برای روسازی‌های انعطاف‌پذیر و ۲۵٫۴ درصد را برای روسازی‌های صلب تبیین</w:t>
-      </w:r>
-      <w:r>
-        <w:rPr>
-          <w:rtl/>
-        </w:rPr>
-        <w:t xml:space="preserve"> </w:t>
-      </w:r>
-      <w:r>
-        <w:rPr>
-          <w:rtl/>
-        </w:rPr>
-        <w:t xml:space="preserve">کند؛ در هر دو مورد این عملکرد بیش از ۶۰ درصد کاهش نسبی در RMSE نسبت به مدل مکانیستیک-تجربی به همراه داشت، در</w:t>
-      </w:r>
-      <w:r>
-        <w:rPr>
-          <w:rtl/>
-        </w:rPr>
-        <w:t xml:space="preserve"> </w:t>
-      </w:r>
-      <w:r>
-        <w:rPr>
-          <w:rtl/>
-        </w:rPr>
-        <w:t xml:space="preserve">حالی که آموزش مدل ۳ تا ۵ برابر سریع‌تر از جنگل تصادفی انجام شد. تحلیل SHAP، صرفاً از دادها، همان سازوکارهای</w:t>
-      </w:r>
-      <w:r>
-        <w:rPr>
-          <w:rtl/>
-        </w:rPr>
-        <w:t xml:space="preserve"> </w:t>
-      </w:r>
-      <w:r>
-        <w:rPr>
-          <w:rtl/>
-        </w:rPr>
-        <w:t xml:space="preserve">غالب خرابی را بازیابی کرد که دهه‌ها پژوهش مکانیستیک-تجربی به‌صورت دستی در معادلات خود کدگذاری کرده بودند —</w:t>
-      </w:r>
-      <w:r>
-        <w:rPr>
-          <w:rtl/>
-        </w:rPr>
-        <w:t xml:space="preserve"> </w:t>
-      </w:r>
-      <w:r>
-        <w:rPr>
-          <w:rtl/>
-        </w:rPr>
-        <w:t xml:space="preserve">ترک‌خوردگی عرضی و لکه‌گذاری (Patching) برای روسازی‌های انعطاف‌پذیر، و افت درز چرخ‌گذر (Wheel-path Faulting)</w:t>
-      </w:r>
-      <w:r>
-        <w:rPr>
-          <w:rtl/>
-        </w:rPr>
-        <w:t xml:space="preserve"> </w:t>
-      </w:r>
-      <w:r>
-        <w:rPr>
-          <w:rtl/>
-        </w:rPr>
-        <w:t xml:space="preserve">برای روسازی‌های صلب — و همچنین برهم‌کنش‌های اقلیمی را آشکار کرد که معادلات کلاسیک آن‌ها را به‌صورت ضرایب ثابت</w:t>
-      </w:r>
-      <w:r>
-        <w:rPr>
-          <w:rtl/>
-        </w:rPr>
-        <w:t xml:space="preserve"> </w:t>
-      </w:r>
-      <w:r>
-        <w:rPr>
-          <w:rtl/>
-        </w:rPr>
-        <w:t xml:space="preserve">در نظر می‌گیرند. این نتایج به‌طور صادقانه، همراه با محدودیت‌های مدل، گزارش شده و کل خط‌لوله پژوهش، از دانلود</w:t>
-      </w:r>
-      <w:r>
-        <w:rPr>
-          <w:rtl/>
-        </w:rPr>
-        <w:t xml:space="preserve"> </w:t>
-      </w:r>
-      <w:r>
-        <w:rPr>
-          <w:rtl/>
-        </w:rPr>
-        <w:t xml:space="preserve">خام داده LTPP تا مدل نهایی آموزش‌دیده، به‌صورت کد باز منتشر شده است.</w:t>
+        <w:t xml:space="preserve">این نسخه از مقاله مستقیماً در پاسخ به یک داوری دقیق در سطح مجلات Q1 بازنویسی شده است. علاوه بر دو مجموعه‌داده</w:t>
+      </w:r>
+      <w:r>
+        <w:rPr>
+          <w:rtl/>
+        </w:rPr>
+        <w:t xml:space="preserve"> </w:t>
+      </w:r>
+      <w:r>
+        <w:rPr>
+          <w:rtl/>
+        </w:rPr>
+        <w:t xml:space="preserve">اولیه، متغیر کارایی انتقال بار درز (Load Transfer Efficiency) حاصل از آزمون دفلکتومتر وزنه‌افتان (FWD) نیز</w:t>
+      </w:r>
+      <w:r>
+        <w:rPr>
+          <w:rtl/>
+        </w:rPr>
+        <w:t xml:space="preserve"> </w:t>
+      </w:r>
+      <w:r>
+        <w:rPr>
+          <w:rtl/>
+        </w:rPr>
+        <w:t xml:space="preserve">استخراج و افزوده شد. یک مدل یادگیری تجمعی مبتنی بر تقویت گرادیان (Gradient Boosting) با بهینه‌سازی سیستماتیک</w:t>
+      </w:r>
+      <w:r>
+        <w:rPr>
+          <w:rtl/>
+        </w:rPr>
+        <w:t xml:space="preserve"> </w:t>
+      </w:r>
+      <w:r>
+        <w:rPr>
+          <w:rtl/>
+        </w:rPr>
+        <w:t xml:space="preserve">فراپارامتر (Optuna، جست‌وجوی بیزی، ۴۰ آزمایش) آموزش داده شد و در برابر یک مدل رگرسیونی به سبک MEPDG، یک جنگل</w:t>
+      </w:r>
+      <w:r>
+        <w:rPr>
+          <w:rtl/>
+        </w:rPr>
+        <w:t xml:space="preserve"> </w:t>
+      </w:r>
+      <w:r>
+        <w:rPr>
+          <w:rtl/>
+        </w:rPr>
+        <w:t xml:space="preserve">تصادفی (Random Forest) و یک شبکه عصبی مصنوعی (ANN) نیز بهینه‌سازی‌شده محک زده شد، و از روش تبیین شاپلی افزایشی</w:t>
+      </w:r>
+      <w:r>
+        <w:rPr>
+          <w:rtl/>
+        </w:rPr>
+        <w:t xml:space="preserve"> </w:t>
+      </w:r>
+      <w:r>
+        <w:rPr>
+          <w:rtl/>
+        </w:rPr>
+        <w:t xml:space="preserve">(SHAP) برای گشودن جعبه سیاه مدل استفاده شد. متغیرهای ترافیکی (AADTT و KESAL) و کارایی انتقال بار، به‌جای حذف</w:t>
+      </w:r>
+      <w:r>
+        <w:rPr>
+          <w:rtl/>
+        </w:rPr>
+        <w:t xml:space="preserve"> </w:t>
+      </w:r>
+      <w:r>
+        <w:rPr>
+          <w:rtl/>
+        </w:rPr>
+        <w:t xml:space="preserve">کامل، با روش جایگذاری تکراری (IterativeImputer) که تنها بر داده‌های آموزشی برازش می‌شود (بدون نشت اطلاعات از</w:t>
+      </w:r>
+      <w:r>
+        <w:rPr>
+          <w:rtl/>
+        </w:rPr>
+        <w:t xml:space="preserve"> </w:t>
+      </w:r>
+      <w:r>
+        <w:rPr>
+          <w:rtl/>
+        </w:rPr>
+        <w:t xml:space="preserve">داده آزمون) بازسازی شدند. با استفاده از یک روش تفکیک آموزش/آزمون گروه‌بندی‌شده بر اساس قطعه روسازی، مدل تجمعی</w:t>
+      </w:r>
+      <w:r>
+        <w:rPr>
+          <w:rtl/>
+        </w:rPr>
+        <w:t xml:space="preserve"> </w:t>
+      </w:r>
+      <w:r>
+        <w:rPr>
+          <w:rtl/>
+        </w:rPr>
+        <w:t xml:space="preserve">در نسخه «سازه‌ای» (بر پایه خرابی، سازه و اقلیم، بدون تاریخچه IRI) توانست ۴۱٫۴ درصد از واریانس برون‌نمونه‌ای</w:t>
+      </w:r>
+      <w:r>
+        <w:rPr>
+          <w:rtl/>
+        </w:rPr>
+        <w:t xml:space="preserve"> </w:t>
+      </w:r>
+      <w:r>
+        <w:rPr>
+          <w:rtl/>
+        </w:rPr>
+        <w:t xml:space="preserve">IRI را برای روسازی‌های انعطاف‌پذیر و ۲۲٫۰ درصد را برای روسازی‌های صلب تجمیع‌شده تبیین کند؛ در یک نسخه «عملیاتی»</w:t>
+      </w:r>
+      <w:r>
+        <w:rPr>
+          <w:rtl/>
+        </w:rPr>
+        <w:t xml:space="preserve"> </w:t>
+      </w:r>
+      <w:r>
+        <w:rPr>
+          <w:rtl/>
+        </w:rPr>
+        <w:t xml:space="preserve">مکمل که مقدار IRI اندازه‌گیری‌شده قبلی همان قطعه را نیز به‌عنوان ویژگی دربر می‌گیرد، این مقدار به ترتیب تا</w:t>
+      </w:r>
+      <w:r>
+        <w:rPr>
+          <w:rtl/>
+        </w:rPr>
+        <w:t xml:space="preserve"> </w:t>
+      </w:r>
+      <w:r>
+        <w:rPr>
+          <w:rtl/>
+        </w:rPr>
+        <w:t xml:space="preserve">۶۹٫۸ و ۳۹٫۱ درصد افزایش می‌یابد — دو مدل متمایز که به دو پرسش مهندسی متفاوت پاسخ می‌دهند و هر دو به‌طور</w:t>
+      </w:r>
+      <w:r>
+        <w:rPr>
+          <w:rtl/>
+        </w:rPr>
+        <w:t xml:space="preserve"> </w:t>
+      </w:r>
+      <w:r>
+        <w:rPr>
+          <w:rtl/>
+        </w:rPr>
+        <w:t xml:space="preserve">جداگانه گزارش شده‌اند. تحلیل حذفی (Ablation) نشان داد ترافیک و کارایی انتقال بار سهمی واقعی اما متوسط</w:t>
+      </w:r>
+      <w:r>
+        <w:rPr>
+          <w:rtl/>
+        </w:rPr>
+        <w:t xml:space="preserve"> </w:t>
+      </w:r>
+      <w:r>
+        <w:rPr>
+          <w:rtl/>
+        </w:rPr>
+        <w:t xml:space="preserve">(حدود ۰٫۰۲ واحد</w:t>
+      </w:r>
+      <w:r>
+        <w:rPr>
+          <w:rtl/>
+        </w:rPr>
+        <w:t xml:space="preserve"> </w:t>
+      </w:r>
+      <m:oMath>
+        <m:sSup>
+          <m:e>
+            <m:r>
+              <m:t>R</m:t>
+            </m:r>
+          </m:e>
+          <m:sup>
+            <m:r>
+              <m:t>2</m:t>
+            </m:r>
+          </m:sup>
+        </m:sSup>
+      </m:oMath>
+      <w:r>
+        <w:rPr>
+          <w:rtl/>
+        </w:rPr>
+        <w:t xml:space="preserve">) در دقت دارند، و آزمونی صریح نشان داد که تجمیع روسازی‌های JPCP/JRCP و CRCP در یک مدل</w:t>
+      </w:r>
+      <w:r>
+        <w:rPr>
+          <w:rtl/>
+        </w:rPr>
+        <w:t xml:space="preserve"> </w:t>
+      </w:r>
+      <w:r>
+        <w:rPr>
+          <w:rtl/>
+        </w:rPr>
+        <w:t xml:space="preserve">واحد، از تفکیک آن‌ها به دو مدل جداگانه در این حجم نمونه عملکرد بهتری دارد. تحلیل SHAP، صرفاً از داده، همان</w:t>
+      </w:r>
+      <w:r>
+        <w:rPr>
+          <w:rtl/>
+        </w:rPr>
+        <w:t xml:space="preserve"> </w:t>
+      </w:r>
+      <w:r>
+        <w:rPr>
+          <w:rtl/>
+        </w:rPr>
+        <w:t xml:space="preserve">سازوکارهای غالب خرابی را بازیابی کرد که دهه‌ها پژوهش مکانیستیک-تجربی به‌صورت دستی در معادلات خود کدگذاری کرده</w:t>
+      </w:r>
+      <w:r>
+        <w:rPr>
+          <w:rtl/>
+        </w:rPr>
+        <w:t xml:space="preserve"> </w:t>
+      </w:r>
+      <w:r>
+        <w:rPr>
+          <w:rtl/>
+        </w:rPr>
+        <w:t xml:space="preserve">بودند — ترک‌خوردگی عرضی و لکه‌گذاری برای روسازی‌های انعطاف‌پذیر، و افت درز چرخ‌گذر به‌همراه کارایی انتقال بار</w:t>
+      </w:r>
+      <w:r>
+        <w:rPr>
+          <w:rtl/>
+        </w:rPr>
+        <w:t xml:space="preserve"> </w:t>
+      </w:r>
+      <w:r>
+        <w:rPr>
+          <w:rtl/>
+        </w:rPr>
+        <w:t xml:space="preserve">برای روسازی‌های صلب. این نتایج به‌طور صادقانه، از جمله مواردی که بهبودی حاصل نشد (بهینه‌سازی فراپارامتر برای</w:t>
+      </w:r>
+      <w:r>
+        <w:rPr>
+          <w:rtl/>
+        </w:rPr>
+        <w:t xml:space="preserve"> </w:t>
+      </w:r>
+      <w:r>
+        <w:rPr>
+          <w:rtl/>
+        </w:rPr>
+        <w:t xml:space="preserve">روسازی صلب، مدل پایه ANN، و تفکیک JPCP/JRCP)، گزارش شده و کل خط‌لوله پژوهش، از دانلود خام داده LTPP تا مدل</w:t>
+      </w:r>
+      <w:r>
+        <w:rPr>
+          <w:rtl/>
+        </w:rPr>
+        <w:t xml:space="preserve"> </w:t>
+      </w:r>
+      <w:r>
+        <w:rPr>
+          <w:rtl/>
+        </w:rPr>
+        <w:t xml:space="preserve">نهایی آموزش‌دیده، به‌صورت کد باز منتشر شده است.</w:t>
       </w:r>
     </w:p>
     <w:p>
@@ -2981,31 +3103,184 @@
         <w:rPr>
           <w:rtl/>
         </w:rPr>
-        <w:t xml:space="preserve">دهد. پایش خودکار ترافیک (AADTT، KESAL) به‌طور کامل از مجموعه ویژگی الزامی کنار گذاشته شده است: این داده در</w:t>
-      </w:r>
-      <w:r>
-        <w:rPr>
-          <w:rtl/>
-        </w:rPr>
-        <w:t xml:space="preserve"> </w:t>
-      </w:r>
-      <w:r>
-        <w:rPr>
-          <w:rtl/>
-        </w:rPr>
-        <w:t xml:space="preserve">سطح ملی برای ۶۵ تا ۸۰ درصد بازدیدها گمشده است — کاستی شناخته‌شده پوشش LTPP — و الزامی‌کردن آن هر دو مجموعه‌داده</w:t>
-      </w:r>
-      <w:r>
-        <w:rPr>
-          <w:rtl/>
-        </w:rPr>
-        <w:t xml:space="preserve"> </w:t>
-      </w:r>
-      <w:r>
-        <w:rPr>
-          <w:rtl/>
-        </w:rPr>
-        <w:t xml:space="preserve">را تقریباً دوسوم کاهش می‌داد.</w:t>
+        <w:t xml:space="preserve">دهد؛ علاوه بر آن، مدل‌های مجزای JPCP/JRCP-تنها و CRCP-تنها نیز روی همان پیش‌بین‌ها برازش شدند تا مشخص شود</w:t>
+      </w:r>
+      <w:r>
+        <w:rPr>
+          <w:rtl/>
+        </w:rPr>
+        <w:t xml:space="preserve"> </w:t>
+      </w:r>
+      <w:r>
+        <w:rPr>
+          <w:rtl/>
+        </w:rPr>
+        <w:t xml:space="preserve">تجمیع دو زیرخانواده کمک می‌کند یا آسیب می‌زند.</w:t>
+      </w:r>
+    </w:p>
+    <w:p>
+      <w:pPr>
+        <w:bidi/>
+      </w:pPr>
+      <w:r>
+        <w:rPr>
+          <w:rtl/>
+        </w:rPr>
+        <w:t xml:space="preserve">دو متغیر در دسته‌ای متفاوت قرار می‌گیرند: پایش خودکار ترافیک (AADTT، KESAL) و کارایی انتقال بار درز حاصل از</w:t>
+      </w:r>
+      <w:r>
+        <w:rPr>
+          <w:rtl/>
+        </w:rPr>
+        <w:t xml:space="preserve"> </w:t>
+      </w:r>
+      <w:r>
+        <w:rPr>
+          <w:rtl/>
+        </w:rPr>
+        <w:t xml:space="preserve">FWD (متغیر تازه افزوده‌شده در این نسخه، جدول</w:t>
+      </w:r>
+      <w:r>
+        <w:rPr>
+          <w:rtl/>
+        </w:rPr>
+        <w:t xml:space="preserve"> </w:t>
+      </w:r>
+      <w:r>
+        <w:rPr>
+          <w:rStyle w:val="VerbatimChar"/>
+          <w:rtl/>
+        </w:rPr>
+        <w:t xml:space="preserve">MON_DEFL_LTE</w:t>
+      </w:r>
+      <w:r>
+        <w:rPr>
+          <w:rtl/>
+        </w:rPr>
+        <w:t xml:space="preserve">، با همان روش تطبیق نزدیک‌ترین تاریخ خرابی). این دو</w:t>
+      </w:r>
+      <w:r>
+        <w:rPr>
+          <w:rtl/>
+        </w:rPr>
+        <w:t xml:space="preserve"> </w:t>
+      </w:r>
+      <w:r>
+        <w:rPr>
+          <w:rtl/>
+        </w:rPr>
+        <w:t xml:space="preserve">به ترتیب برای ۶۵ تا ۸۰ درصد و حدود ۴۵ تا ۵۵ درصد بازدیدها گمشده‌اند — کاستی واقعی پوشش LTPP، نه نقص خط‌لوله ما</w:t>
+      </w:r>
+      <w:r>
+        <w:rPr>
+          <w:rtl/>
+        </w:rPr>
+        <w:t xml:space="preserve"> </w:t>
+      </w:r>
+      <w:r>
+        <w:rPr>
+          <w:rtl/>
+        </w:rPr>
+        <w:t xml:space="preserve">— اما برخلاف حالت «صفر سازه‌ای» بالا، مقدار ترافیک گمشده به معنای صفر نیست. به‌جای حذف کامل این متغیرها (که</w:t>
+      </w:r>
+      <w:r>
+        <w:rPr>
+          <w:rtl/>
+        </w:rPr>
+        <w:t xml:space="preserve"> </w:t>
+      </w:r>
+      <w:r>
+        <w:rPr>
+          <w:rtl/>
+        </w:rPr>
+        <w:t xml:space="preserve">در بازبینی نخست، «خط قرمز» برای مهندسان روسازی تلقی شد) یا حذف ردیف‌های فاقد آن‌ها، این متغیرها با روش</w:t>
+      </w:r>
+      <w:r>
+        <w:rPr>
+          <w:rtl/>
+        </w:rPr>
+        <w:t xml:space="preserve"> </w:t>
+      </w:r>
+      <w:r>
+        <w:rPr>
+          <w:rStyle w:val="VerbatimChar"/>
+          <w:rtl/>
+        </w:rPr>
+        <w:t xml:space="preserve">IterativeImputer</w:t>
+      </w:r>
+      <w:r>
+        <w:rPr>
+          <w:rtl/>
+        </w:rPr>
+        <w:t xml:space="preserve"> </w:t>
+      </w:r>
+      <w:r>
+        <w:rPr>
+          <w:rtl/>
+        </w:rPr>
+        <w:t xml:space="preserve">(جایگذاری تکراری به سبک MICE) که</w:t>
+      </w:r>
+      <w:r>
+        <w:rPr>
+          <w:rtl/>
+        </w:rPr>
+        <w:t xml:space="preserve"> </w:t>
+      </w:r>
+      <w:r>
+        <w:rPr>
+          <w:b/>
+          <w:bCs/>
+          <w:rtl/>
+        </w:rPr>
+        <w:t xml:space="preserve">تنها روی داده‌های آموزشی</w:t>
+      </w:r>
+      <w:r>
+        <w:rPr>
+          <w:rtl/>
+        </w:rPr>
+        <w:t xml:space="preserve"> </w:t>
+      </w:r>
+      <w:r>
+        <w:rPr>
+          <w:rtl/>
+        </w:rPr>
+        <w:t xml:space="preserve">برازش می‌شود بازسازی شدند،</w:t>
+      </w:r>
+      <w:r>
+        <w:rPr>
+          <w:rtl/>
+        </w:rPr>
+        <w:t xml:space="preserve"> </w:t>
+      </w:r>
+      <w:r>
+        <w:rPr>
+          <w:rtl/>
+        </w:rPr>
+        <w:t xml:space="preserve">به‌طوری‌که آمار جایگذاری هرگز نمی‌تواند از قطعات نگه‌داشته‌شده نشت کند. علاوه بر آن، مدلی حذفی بدون این دو</w:t>
+      </w:r>
+      <w:r>
+        <w:rPr>
+          <w:rtl/>
+        </w:rPr>
+        <w:t xml:space="preserve"> </w:t>
+      </w:r>
+      <w:r>
+        <w:rPr>
+          <w:rtl/>
+        </w:rPr>
+        <w:t xml:space="preserve">متغیر، روی همان ردیف‌ها و همان تفکیک مدل کامل، برازش شد تا سهم نهایی آن‌ها در دقت و انتساب SHAP به‌طور مستقیم</w:t>
+      </w:r>
+      <w:r>
+        <w:rPr>
+          <w:rtl/>
+        </w:rPr>
+        <w:t xml:space="preserve"> </w:t>
+      </w:r>
+      <w:r>
+        <w:rPr>
+          <w:rtl/>
+        </w:rPr>
+        <w:t xml:space="preserve">سنجیده شود.</w:t>
       </w:r>
     </w:p>
     <w:bookmarkEnd w:id="13"/>
@@ -3030,7 +3305,19 @@
         <w:rPr>
           <w:rtl/>
         </w:rPr>
-        <w:t xml:space="preserve">برای هر خانواده روسازی، چهار مدل روی تفکیک‌های آموزش/آزمون و مجموعه ویژگی یکسان مقایسه شده‌اند:</w:t>
+        <w:t xml:space="preserve">برای هر خانواده روسازی (و برای روسازی صلب، برای هر یک از حالت‌های تجمیع‌شده/JPCP-تنها/CRCP-تنها)، چهار مدل</w:t>
+      </w:r>
+      <w:r>
+        <w:rPr>
+          <w:rtl/>
+        </w:rPr>
+        <w:t xml:space="preserve"> </w:t>
+      </w:r>
+      <w:r>
+        <w:rPr>
+          <w:rtl/>
+        </w:rPr>
+        <w:t xml:space="preserve">روی تفکیک‌های آموزش/آزمون و مجموعه ویژگی یکسان مقایسه شده‌اند:</w:t>
       </w:r>
     </w:p>
     <w:p>
@@ -3149,216 +3436,19 @@
         <w:rPr>
           <w:rtl/>
         </w:rPr>
-        <w:t xml:space="preserve">(دو لایه پنهان با ۶۴ و ۳۲ نورون، با توقف زودهنگام).</w:t>
-      </w:r>
-      <w:r>
-        <w:rPr>
-          <w:rtl/>
-        </w:rPr>
-        <w:t xml:space="preserve"> </w:t>
-      </w:r>
-      <w:r>
-        <w:rPr>
-          <w:rtl/>
-        </w:rPr>
-        <w:t xml:space="preserve">۴. یک</w:t>
-      </w:r>
-      <w:r>
-        <w:rPr>
-          <w:rtl/>
-        </w:rPr>
-        <w:t xml:space="preserve"> </w:t>
-      </w:r>
-      <w:r>
-        <w:rPr>
-          <w:b/>
-          <w:bCs/>
-          <w:rtl/>
-        </w:rPr>
-        <w:t xml:space="preserve">مدل تجمعی مبتنی بر تقویت گرادیان</w:t>
-      </w:r>
-      <w:r>
-        <w:rPr>
-          <w:rtl/>
-        </w:rPr>
-        <w:t xml:space="preserve"> </w:t>
-      </w:r>
-      <w:r>
-        <w:rPr>
-          <w:rtl/>
-        </w:rPr>
-        <w:t xml:space="preserve">با استفاده از LightGBM</w:t>
-      </w:r>
-      <w:r>
-        <w:rPr>
-          <w:rtl/>
-        </w:rPr>
-        <w:t xml:space="preserve"> </w:t>
-      </w:r>
-      <w:r>
-        <w:rPr>
-          <w:rtl/>
-        </w:rPr>
-        <w:t xml:space="preserve">[4]</w:t>
-      </w:r>
-      <w:r>
-        <w:rPr>
-          <w:rtl/>
-        </w:rPr>
-        <w:t xml:space="preserve"> </w:t>
-      </w:r>
-      <w:r>
-        <w:rPr>
-          <w:rtl/>
-        </w:rPr>
-        <w:t xml:space="preserve">— نزدیک‌ترین معادل</w:t>
-      </w:r>
-      <w:r>
-        <w:rPr>
-          <w:rtl/>
-        </w:rPr>
-        <w:t xml:space="preserve"> </w:t>
-      </w:r>
-      <w:r>
-        <w:rPr>
-          <w:rtl/>
-        </w:rPr>
-        <w:t xml:space="preserve">فعالانه‌نگهداری‌شده به ThunderGBM مقاله سانگ و همکاران که نسخه پایتونی عمومی نگهداری‌شده‌ای ندارد — همراه</w:t>
-      </w:r>
-      <w:r>
-        <w:rPr>
-          <w:rtl/>
-        </w:rPr>
-        <w:t xml:space="preserve"> </w:t>
-      </w:r>
-      <w:r>
-        <w:rPr>
-          <w:rtl/>
-        </w:rPr>
-        <w:t xml:space="preserve">با تبیین SHAP</w:t>
-      </w:r>
-      <w:r>
-        <w:rPr>
-          <w:rtl/>
-        </w:rPr>
-        <w:t xml:space="preserve"> </w:t>
-      </w:r>
-      <w:r>
-        <w:rPr>
-          <w:rtl/>
-        </w:rPr>
-        <w:t xml:space="preserve">[5]</w:t>
-      </w:r>
-      <w:r>
-        <w:rPr>
-          <w:rtl/>
-        </w:rPr>
-        <w:t xml:space="preserve"> </w:t>
-      </w:r>
-      <w:r>
-        <w:rPr>
-          <w:rtl/>
-        </w:rPr>
-        <w:t xml:space="preserve">برای مدل آموزش‌دیده.</w:t>
-      </w:r>
-    </w:p>
-    <w:p>
-      <w:pPr>
-        <w:bidi/>
-      </w:pPr>
-      <w:r>
-        <w:rPr>
-          <w:rtl/>
-        </w:rPr>
-        <w:t xml:space="preserve">از آنجا که LTPP یک داده</w:t>
-      </w:r>
-      <w:r>
-        <w:rPr>
-          <w:rtl/>
-        </w:rPr>
-        <w:t xml:space="preserve"> </w:t>
-      </w:r>
-      <w:r>
-        <w:rPr>
-          <w:i/>
-          <w:iCs/>
-          <w:rtl/>
-        </w:rPr>
-        <w:t xml:space="preserve">تابلویی</w:t>
-      </w:r>
-      <w:r>
-        <w:rPr>
-          <w:rtl/>
-        </w:rPr>
-        <w:t xml:space="preserve"> </w:t>
-      </w:r>
-      <w:r>
-        <w:rPr>
-          <w:rtl/>
-        </w:rPr>
-        <w:t xml:space="preserve">است — یک قطعه فیزیکی واحد بارها بازدید و پایش می‌شود (میانه ۴ تا ۹ بار در هر</w:t>
-      </w:r>
-      <w:r>
-        <w:rPr>
-          <w:rtl/>
-        </w:rPr>
-        <w:t xml:space="preserve"> </w:t>
-      </w:r>
-      <w:r>
-        <w:rPr>
-          <w:rtl/>
-        </w:rPr>
-        <w:t xml:space="preserve">قطعه در داده ما، تا ۸۲ بار برای پرپایش‌ترین قطعات) — یک تفکیک ساده‌انگارانه آموزش/آزمون در سطح ردیف، بازدیدهای</w:t>
-      </w:r>
-      <w:r>
-        <w:rPr>
-          <w:rtl/>
-        </w:rPr>
-        <w:t xml:space="preserve"> </w:t>
-      </w:r>
-      <w:r>
-        <w:rPr>
-          <w:rtl/>
-        </w:rPr>
-        <w:t xml:space="preserve">تکراری از</w:t>
-      </w:r>
-      <w:r>
-        <w:rPr>
-          <w:rtl/>
-        </w:rPr>
-        <w:t xml:space="preserve"> </w:t>
-      </w:r>
-      <w:r>
-        <w:rPr>
-          <w:i/>
-          <w:iCs/>
-          <w:rtl/>
-        </w:rPr>
-        <w:t xml:space="preserve">یک</w:t>
-      </w:r>
-      <w:r>
-        <w:rPr>
-          <w:rtl/>
-        </w:rPr>
-        <w:t xml:space="preserve"> </w:t>
-      </w:r>
-      <w:r>
-        <w:rPr>
-          <w:rtl/>
-        </w:rPr>
-        <w:t xml:space="preserve">قطعه واحد را در هر دو سوی تفکیک قرار می‌دهد و به مدل اجازه می‌دهد ویژگی‌های خاص آن قطعه را تا</w:t>
-      </w:r>
-      <w:r>
-        <w:rPr>
-          <w:rtl/>
-        </w:rPr>
-        <w:t xml:space="preserve"> </w:t>
-      </w:r>
-      <w:r>
-        <w:rPr>
-          <w:rtl/>
-        </w:rPr>
-        <w:t xml:space="preserve">حدی به‌خاطر بسپارد و</w:t>
+        <w:t xml:space="preserve">با معماری، قدرت منظم‌سازی L2 و نرخ یادگیری تنظیم‌شده توسط Optuna (جست‌وجوی بیزی</w:t>
+      </w:r>
+      <w:r>
+        <w:rPr>
+          <w:rtl/>
+        </w:rPr>
+        <w:t xml:space="preserve"> </w:t>
+      </w:r>
+      <w:r>
+        <w:rPr>
+          <w:rtl/>
+        </w:rPr>
+        <w:t xml:space="preserve">TPE، ۴۰ آزمایش) در برابر</w:t>
       </w:r>
       <w:r>
         <w:rPr>
@@ -3390,7 +3480,164 @@
         <w:rPr>
           <w:rtl/>
         </w:rPr>
-        <w:t xml:space="preserve">گزارش‌شده را به‌طور مصنوعی افزایش دهد. در عوض از</w:t>
+        <w:t xml:space="preserve">اعتبارسنجی متقاطع گروه‌آگاه، به‌جای انتخاب دستی — پاسخی مستقیم به نقد</w:t>
+      </w:r>
+      <w:r>
+        <w:rPr>
+          <w:rtl/>
+        </w:rPr>
+        <w:t xml:space="preserve"> </w:t>
+      </w:r>
+      <w:r>
+        <w:rPr>
+          <w:rtl/>
+        </w:rPr>
+        <w:t xml:space="preserve">«مدل پایه با تنظیم ناکافی».</w:t>
+      </w:r>
+      <w:r>
+        <w:rPr>
+          <w:rtl/>
+        </w:rPr>
+        <w:t xml:space="preserve"> </w:t>
+      </w:r>
+      <w:r>
+        <w:rPr>
+          <w:rtl/>
+        </w:rPr>
+        <w:t xml:space="preserve">۴. یک</w:t>
+      </w:r>
+      <w:r>
+        <w:rPr>
+          <w:rtl/>
+        </w:rPr>
+        <w:t xml:space="preserve"> </w:t>
+      </w:r>
+      <w:r>
+        <w:rPr>
+          <w:b/>
+          <w:bCs/>
+          <w:rtl/>
+        </w:rPr>
+        <w:t xml:space="preserve">مدل تجمعی مبتنی بر تقویت گرادیان</w:t>
+      </w:r>
+      <w:r>
+        <w:rPr>
+          <w:rtl/>
+        </w:rPr>
+        <w:t xml:space="preserve"> </w:t>
+      </w:r>
+      <w:r>
+        <w:rPr>
+          <w:rtl/>
+        </w:rPr>
+        <w:t xml:space="preserve">با استفاده از LightGBM</w:t>
+      </w:r>
+      <w:r>
+        <w:rPr>
+          <w:rtl/>
+        </w:rPr>
+        <w:t xml:space="preserve"> </w:t>
+      </w:r>
+      <w:r>
+        <w:rPr>
+          <w:rtl/>
+        </w:rPr>
+        <w:t xml:space="preserve">[4]</w:t>
+      </w:r>
+      <w:r>
+        <w:rPr>
+          <w:rtl/>
+        </w:rPr>
+        <w:t xml:space="preserve"> </w:t>
+      </w:r>
+      <w:r>
+        <w:rPr>
+          <w:rtl/>
+        </w:rPr>
+        <w:t xml:space="preserve">— نزدیک‌ترین معادل</w:t>
+      </w:r>
+      <w:r>
+        <w:rPr>
+          <w:rtl/>
+        </w:rPr>
+        <w:t xml:space="preserve"> </w:t>
+      </w:r>
+      <w:r>
+        <w:rPr>
+          <w:rtl/>
+        </w:rPr>
+        <w:t xml:space="preserve">فعالانه‌نگهداری‌شده به ThunderGBM مقاله سانگ و همکاران که نسخه پایتونی عمومی نگهداری‌شده‌ای ندارد — با</w:t>
+      </w:r>
+      <w:r>
+        <w:rPr>
+          <w:rtl/>
+        </w:rPr>
+        <w:t xml:space="preserve"> </w:t>
+      </w:r>
+      <w:r>
+        <w:rPr>
+          <w:rtl/>
+        </w:rPr>
+        <w:t xml:space="preserve">جست‌وجوی مستقل Optuna (۴۰ آزمایش) روی عمق درخت، تعداد برگ، نرخ یادگیری، نمونه‌گیری فرعی و منظم‌سازی</w:t>
+      </w:r>
+      <w:r>
+        <w:rPr>
+          <w:rtl/>
+        </w:rPr>
+        <w:t xml:space="preserve"> </w:t>
+      </w:r>
+      <w:r>
+        <w:rPr>
+          <w:rtl/>
+        </w:rPr>
+        <w:t xml:space="preserve">L1/L2، همراه با تبیین SHAP</w:t>
+      </w:r>
+      <w:r>
+        <w:rPr>
+          <w:rtl/>
+        </w:rPr>
+        <w:t xml:space="preserve"> </w:t>
+      </w:r>
+      <w:r>
+        <w:rPr>
+          <w:rtl/>
+        </w:rPr>
+        <w:t xml:space="preserve">[5]</w:t>
+      </w:r>
+      <w:r>
+        <w:rPr>
+          <w:rtl/>
+        </w:rPr>
+        <w:t xml:space="preserve"> </w:t>
+      </w:r>
+      <w:r>
+        <w:rPr>
+          <w:rtl/>
+        </w:rPr>
+        <w:t xml:space="preserve">برای مدل نهایی تنظیم‌شده.</w:t>
+      </w:r>
+    </w:p>
+    <w:p>
+      <w:pPr>
+        <w:bidi/>
+      </w:pPr>
+      <w:r>
+        <w:rPr>
+          <w:rtl/>
+        </w:rPr>
+        <w:t xml:space="preserve">سرانجام، نسخه دوم و به‌وضوح برچسب‌گذاری‌شده «عملیاتی» از هر مدل بالا برازش شد که دو ویژگی تأخیری را اضافه</w:t>
+      </w:r>
+      <w:r>
+        <w:rPr>
+          <w:rtl/>
+        </w:rPr>
+        <w:t xml:space="preserve"> </w:t>
+      </w:r>
+      <w:r>
+        <w:rPr>
+          <w:rtl/>
+        </w:rPr>
+        <w:t xml:space="preserve">می‌کند:</w:t>
       </w:r>
       <w:r>
         <w:rPr>
@@ -3403,44 +3650,56 @@
           <w:rStyle w:val="VerbatimChar"/>
           <w:rtl/>
         </w:rPr>
-        <w:t xml:space="preserve">GroupShuffleSplit</w:t>
-      </w:r>
-      <w:r>
-        <w:rPr>
-          <w:rtl/>
-        </w:rPr>
-        <w:t xml:space="preserve"> </w:t>
-      </w:r>
-      <w:r>
-        <w:rPr>
-          <w:rtl/>
-        </w:rPr>
-        <w:t xml:space="preserve">گروه‌بندی‌شده</w:t>
-      </w:r>
-      <w:r>
-        <w:rPr>
-          <w:rtl/>
-        </w:rPr>
-        <w:t xml:space="preserve"> </w:t>
-      </w:r>
-      <w:r>
-        <w:rPr>
-          <w:rtl/>
-        </w:rPr>
-        <w:t xml:space="preserve">بر اساس شناسه قطعه (</w:t>
+        <w:t xml:space="preserve">PREV_IRI</w:t>
+      </w:r>
+      <w:r>
+        <w:rPr>
+          <w:rtl/>
+        </w:rPr>
+        <w:t xml:space="preserve"> </w:t>
+      </w:r>
+      <w:r>
+        <w:rPr>
+          <w:rtl/>
+        </w:rPr>
+        <w:t xml:space="preserve">(آخرین مقدار IRI اندازه‌گیری‌شده همان قطعه) و</w:t>
+      </w:r>
+      <w:r>
+        <w:rPr>
+          <w:rtl/>
+        </w:rPr>
+        <w:t xml:space="preserve"> </w:t>
       </w:r>
       <w:r>
         <w:rPr>
           <w:rStyle w:val="VerbatimChar"/>
           <w:rtl/>
         </w:rPr>
-        <w:t xml:space="preserve">SHRP_ID</w:t>
-      </w:r>
-      <w:r>
-        <w:rPr>
-          <w:rtl/>
-        </w:rPr>
-        <w:t xml:space="preserve">) استفاده شد که ۲۰ درصد از</w:t>
+        <w:t xml:space="preserve">YEARS_SINCE_PREV</w:t>
+      </w:r>
+      <w:r>
+        <w:rPr>
+          <w:rtl/>
+        </w:rPr>
+        <w:t xml:space="preserve"> </w:t>
+      </w:r>
+      <w:r>
+        <w:rPr>
+          <w:rtl/>
+        </w:rPr>
+        <w:t xml:space="preserve">(فاصله زمانی تا آن). این</w:t>
+      </w:r>
+      <w:r>
+        <w:rPr>
+          <w:rtl/>
+        </w:rPr>
+        <w:t xml:space="preserve"> </w:t>
+      </w:r>
+      <w:r>
+        <w:rPr>
+          <w:rtl/>
+        </w:rPr>
+        <w:t xml:space="preserve">کار پرسش را از «برآورد ناهمواری از خرابی و شرایط فعلی» (مدل سازه‌ای، مفید برای فهم</w:t>
       </w:r>
       <w:r>
         <w:rPr>
@@ -3454,31 +3713,142 @@
           <w:iCs/>
           <w:rtl/>
         </w:rPr>
-        <w:t xml:space="preserve">قطعات</w:t>
-      </w:r>
-      <w:r>
-        <w:rPr>
-          <w:rtl/>
-        </w:rPr>
-        <w:t xml:space="preserve"> </w:t>
-      </w:r>
-      <w:r>
-        <w:rPr>
-          <w:rtl/>
-        </w:rPr>
-        <w:t xml:space="preserve">— نه ردیف‌ها — را به‌طور کامل کنار می‌گذارد،</w:t>
-      </w:r>
-      <w:r>
-        <w:rPr>
-          <w:rtl/>
-        </w:rPr>
-        <w:t xml:space="preserve"> </w:t>
-      </w:r>
-      <w:r>
-        <w:rPr>
-          <w:rtl/>
-        </w:rPr>
-        <w:t xml:space="preserve">و علاوه بر آن،</w:t>
+        <w:t xml:space="preserve">چرایی</w:t>
+      </w:r>
+      <w:r>
+        <w:rPr>
+          <w:rtl/>
+        </w:rPr>
+        <w:t xml:space="preserve"> </w:t>
+      </w:r>
+      <w:r>
+        <w:rPr>
+          <w:rtl/>
+        </w:rPr>
+        <w:t xml:space="preserve">ناهموار بودن یک</w:t>
+      </w:r>
+      <w:r>
+        <w:rPr>
+          <w:rtl/>
+        </w:rPr>
+        <w:t xml:space="preserve"> </w:t>
+      </w:r>
+      <w:r>
+        <w:rPr>
+          <w:rtl/>
+        </w:rPr>
+        <w:t xml:space="preserve">قطعه) به «پیش‌بینی ناهمواری از روند اخیر آن به‌همراه خرابی» (مدل عملیاتی، مفید برای سامانه مدیریت روسازی در</w:t>
+      </w:r>
+      <w:r>
+        <w:rPr>
+          <w:rtl/>
+        </w:rPr>
+        <w:t xml:space="preserve"> </w:t>
+      </w:r>
+      <w:r>
+        <w:rPr>
+          <w:rtl/>
+        </w:rPr>
+        <w:t xml:space="preserve">تصمیم‌گیری درباره اولویت بازرسی بعدی) تغییر می‌دهد.</w:t>
+      </w:r>
+    </w:p>
+    <w:p>
+      <w:pPr>
+        <w:bidi/>
+      </w:pPr>
+      <w:r>
+        <w:rPr>
+          <w:rtl/>
+        </w:rPr>
+        <w:t xml:space="preserve">از آنجا که LTPP یک داده</w:t>
+      </w:r>
+      <w:r>
+        <w:rPr>
+          <w:rtl/>
+        </w:rPr>
+        <w:t xml:space="preserve"> </w:t>
+      </w:r>
+      <w:r>
+        <w:rPr>
+          <w:i/>
+          <w:iCs/>
+          <w:rtl/>
+        </w:rPr>
+        <w:t xml:space="preserve">تابلویی</w:t>
+      </w:r>
+      <w:r>
+        <w:rPr>
+          <w:rtl/>
+        </w:rPr>
+        <w:t xml:space="preserve"> </w:t>
+      </w:r>
+      <w:r>
+        <w:rPr>
+          <w:rtl/>
+        </w:rPr>
+        <w:t xml:space="preserve">است — یک قطعه فیزیکی واحد بارها بازدید و پایش می‌شود (میانه ۴ تا ۹ بار در هر</w:t>
+      </w:r>
+      <w:r>
+        <w:rPr>
+          <w:rtl/>
+        </w:rPr>
+        <w:t xml:space="preserve"> </w:t>
+      </w:r>
+      <w:r>
+        <w:rPr>
+          <w:rtl/>
+        </w:rPr>
+        <w:t xml:space="preserve">قطعه در داده ما، تا ۸۲ بار برای پرپایش‌ترین قطعات) — یک تفکیک ساده‌انگارانه آموزش/آزمون در سطح ردیف، بازدیدهای</w:t>
+      </w:r>
+      <w:r>
+        <w:rPr>
+          <w:rtl/>
+        </w:rPr>
+        <w:t xml:space="preserve"> </w:t>
+      </w:r>
+      <w:r>
+        <w:rPr>
+          <w:rtl/>
+        </w:rPr>
+        <w:t xml:space="preserve">تکراری از</w:t>
+      </w:r>
+      <w:r>
+        <w:rPr>
+          <w:rtl/>
+        </w:rPr>
+        <w:t xml:space="preserve"> </w:t>
+      </w:r>
+      <w:r>
+        <w:rPr>
+          <w:i/>
+          <w:iCs/>
+          <w:rtl/>
+        </w:rPr>
+        <w:t xml:space="preserve">یک</w:t>
+      </w:r>
+      <w:r>
+        <w:rPr>
+          <w:rtl/>
+        </w:rPr>
+        <w:t xml:space="preserve"> </w:t>
+      </w:r>
+      <w:r>
+        <w:rPr>
+          <w:rtl/>
+        </w:rPr>
+        <w:t xml:space="preserve">قطعه واحد را در هر دو سوی تفکیک قرار می‌دهد و به مدل اجازه می‌دهد ویژگی‌های خاص آن قطعه را تا</w:t>
+      </w:r>
+      <w:r>
+        <w:rPr>
+          <w:rtl/>
+        </w:rPr>
+        <w:t xml:space="preserve"> </w:t>
+      </w:r>
+      <w:r>
+        <w:rPr>
+          <w:rtl/>
+        </w:rPr>
+        <w:t xml:space="preserve">حدی به‌خاطر بسپارد و</w:t>
       </w:r>
       <w:r>
         <w:rPr>
@@ -3510,31 +3880,95 @@
         <w:rPr>
           <w:rtl/>
         </w:rPr>
-        <w:t xml:space="preserve">اعتبارسنجی متقاطع پنج‌لایه گروه‌بندی‌شده برای مدل تجمعی به‌عنوان بررسی استحکام آگاه از</w:t>
-      </w:r>
-      <w:r>
-        <w:rPr>
-          <w:rtl/>
-        </w:rPr>
-        <w:t xml:space="preserve"> </w:t>
-      </w:r>
-      <w:r>
-        <w:rPr>
-          <w:rtl/>
-        </w:rPr>
-        <w:t xml:space="preserve">واریانس گزارش شده است. این نکته به‌صراحت بیان می‌شود زیرا در بازبینی داخلی خودمان دریافتیم که تغییر از یک</w:t>
-      </w:r>
-      <w:r>
-        <w:rPr>
-          <w:rtl/>
-        </w:rPr>
-        <w:t xml:space="preserve"> </w:t>
-      </w:r>
-      <w:r>
-        <w:rPr>
-          <w:rtl/>
-        </w:rPr>
-        <w:t xml:space="preserve">تفکیک ساده‌انگارانه به یک تفکیک گروه‌آگاه،</w:t>
+        <w:t xml:space="preserve">گزارش‌شده را به‌طور مصنوعی افزایش دهد. در عوض از</w:t>
+      </w:r>
+      <w:r>
+        <w:rPr>
+          <w:rtl/>
+        </w:rPr>
+        <w:t xml:space="preserve"> </w:t>
+      </w:r>
+      <w:r>
+        <w:rPr>
+          <w:rStyle w:val="VerbatimChar"/>
+          <w:rtl/>
+        </w:rPr>
+        <w:t xml:space="preserve">GroupShuffleSplit</w:t>
+      </w:r>
+      <w:r>
+        <w:rPr>
+          <w:rtl/>
+        </w:rPr>
+        <w:t xml:space="preserve"> </w:t>
+      </w:r>
+      <w:r>
+        <w:rPr>
+          <w:rtl/>
+        </w:rPr>
+        <w:t xml:space="preserve">گروه‌بندی‌شده</w:t>
+      </w:r>
+      <w:r>
+        <w:rPr>
+          <w:rtl/>
+        </w:rPr>
+        <w:t xml:space="preserve"> </w:t>
+      </w:r>
+      <w:r>
+        <w:rPr>
+          <w:rtl/>
+        </w:rPr>
+        <w:t xml:space="preserve">بر اساس شناسه قطعه (</w:t>
+      </w:r>
+      <w:r>
+        <w:rPr>
+          <w:rStyle w:val="VerbatimChar"/>
+          <w:rtl/>
+        </w:rPr>
+        <w:t xml:space="preserve">SHRP_ID</w:t>
+      </w:r>
+      <w:r>
+        <w:rPr>
+          <w:rtl/>
+        </w:rPr>
+        <w:t xml:space="preserve">) استفاده شد که ۲۰ درصد از</w:t>
+      </w:r>
+      <w:r>
+        <w:rPr>
+          <w:rtl/>
+        </w:rPr>
+        <w:t xml:space="preserve"> </w:t>
+      </w:r>
+      <w:r>
+        <w:rPr>
+          <w:i/>
+          <w:iCs/>
+          <w:rtl/>
+        </w:rPr>
+        <w:t xml:space="preserve">قطعات</w:t>
+      </w:r>
+      <w:r>
+        <w:rPr>
+          <w:rtl/>
+        </w:rPr>
+        <w:t xml:space="preserve"> </w:t>
+      </w:r>
+      <w:r>
+        <w:rPr>
+          <w:rtl/>
+        </w:rPr>
+        <w:t xml:space="preserve">— نه ردیف‌ها — را به‌طور کامل کنار می‌گذارد،</w:t>
+      </w:r>
+      <w:r>
+        <w:rPr>
+          <w:rtl/>
+        </w:rPr>
+        <w:t xml:space="preserve"> </w:t>
+      </w:r>
+      <w:r>
+        <w:rPr>
+          <w:rtl/>
+        </w:rPr>
+        <w:t xml:space="preserve">و علاوه بر آن،</w:t>
       </w:r>
       <w:r>
         <w:rPr>
@@ -3566,6 +4000,62 @@
         <w:rPr>
           <w:rtl/>
         </w:rPr>
+        <w:t xml:space="preserve">اعتبارسنجی متقاطع پنج‌لایه گروه‌بندی‌شده برای مدل تجمعی به‌عنوان بررسی استحکام آگاه از</w:t>
+      </w:r>
+      <w:r>
+        <w:rPr>
+          <w:rtl/>
+        </w:rPr>
+        <w:t xml:space="preserve"> </w:t>
+      </w:r>
+      <w:r>
+        <w:rPr>
+          <w:rtl/>
+        </w:rPr>
+        <w:t xml:space="preserve">واریانس گزارش شده است. این نکته به‌صراحت بیان می‌شود زیرا در بازبینی داخلی خودمان دریافتیم که تغییر از یک</w:t>
+      </w:r>
+      <w:r>
+        <w:rPr>
+          <w:rtl/>
+        </w:rPr>
+        <w:t xml:space="preserve"> </w:t>
+      </w:r>
+      <w:r>
+        <w:rPr>
+          <w:rtl/>
+        </w:rPr>
+        <w:t xml:space="preserve">تفکیک ساده‌انگارانه به یک تفکیک گروه‌آگاه،</w:t>
+      </w:r>
+      <w:r>
+        <w:rPr>
+          <w:rtl/>
+        </w:rPr>
+        <w:t xml:space="preserve"> </w:t>
+      </w:r>
+      <m:oMath>
+        <m:sSup>
+          <m:e>
+            <m:r>
+              <m:t>R</m:t>
+            </m:r>
+          </m:e>
+          <m:sup>
+            <m:r>
+              <m:t>2</m:t>
+            </m:r>
+          </m:sup>
+        </m:sSup>
+      </m:oMath>
+      <w:r>
+        <w:rPr>
+          <w:rtl/>
+        </w:rPr>
+        <w:t xml:space="preserve"> </w:t>
+      </w:r>
+      <w:r>
+        <w:rPr>
+          <w:rtl/>
+        </w:rPr>
         <w:t xml:space="preserve">برون‌نمونه‌ای مدل تجمعی روسازی انعطاف‌پذیر را از ۰٫۵۲ به ۰٫۳۳</w:t>
       </w:r>
       <w:r>
@@ -3725,13 +4215,193 @@
         <w:rPr>
           <w:rtl/>
         </w:rPr>
-        <w:t xml:space="preserve">در هر دو خانواده، مدل تجمعی مبتنی بر تقویت گرادیان قوی‌ترین مدل روی قطعات برون‌نمونه‌ای است — با</w:t>
-      </w:r>
-      <w:r>
-        <w:rPr>
-          <w:rtl/>
-        </w:rPr>
-        <w:t xml:space="preserve"> </w:t>
+        <w:t xml:space="preserve">برای هر خانواده، سه نسخه مدل برازش شد: نسخه اصلی «سازه‌ای» (خرابی، سازه، اقلیم، ترافیک/LTE جایگذاری‌شده —</w:t>
+      </w:r>
+      <w:r>
+        <w:rPr>
+          <w:rtl/>
+        </w:rPr>
+        <w:t xml:space="preserve"> </w:t>
+      </w:r>
+      <w:r>
+        <w:rPr>
+          <w:rtl/>
+        </w:rPr>
+        <w:t xml:space="preserve">بدون تاریخچه IRI)، نسخه «حذفی» (همان مدل بدون ترافیک/LTE، برای سنجش سهم آن‌ها) و نسخه «عملیاتی» (با افزودن</w:t>
+      </w:r>
+      <w:r>
+        <w:rPr>
+          <w:rtl/>
+        </w:rPr>
+        <w:t xml:space="preserve"> </w:t>
+      </w:r>
+      <w:r>
+        <w:rPr>
+          <w:rtl/>
+        </w:rPr>
+        <w:t xml:space="preserve">IRI اندازه‌گیری‌شده قبلی). چهار یافته اصلی از مقایسه به‌دست می‌آید. نخست، بهینه‌سازی Optuna و جایگذاری</w:t>
+      </w:r>
+      <w:r>
+        <w:rPr>
+          <w:rtl/>
+        </w:rPr>
+        <w:t xml:space="preserve"> </w:t>
+      </w:r>
+      <w:r>
+        <w:rPr>
+          <w:rtl/>
+        </w:rPr>
+        <w:t xml:space="preserve">ترافیک/LTE به‌طور معنادار مدل سازه‌ای را بهبود بخشید:</w:t>
+      </w:r>
+      <w:r>
+        <w:rPr>
+          <w:rtl/>
+        </w:rPr>
+        <w:t xml:space="preserve"> </w:t>
+      </w:r>
+      <m:oMath>
+        <m:sSup>
+          <m:e>
+            <m:r>
+              <m:t>R</m:t>
+            </m:r>
+          </m:e>
+          <m:sup>
+            <m:r>
+              <m:t>2</m:t>
+            </m:r>
+          </m:sup>
+        </m:sSup>
+      </m:oMath>
+      <w:r>
+        <w:rPr>
+          <w:rtl/>
+        </w:rPr>
+        <w:t xml:space="preserve"> </w:t>
+      </w:r>
+      <w:r>
+        <w:rPr>
+          <w:rtl/>
+        </w:rPr>
+        <w:t xml:space="preserve">روسازی انعطاف‌پذیر از ۰٫۳۳۳ (نسخه اولیه) به</w:t>
+      </w:r>
+      <w:r>
+        <w:rPr>
+          <w:rtl/>
+        </w:rPr>
+        <w:t xml:space="preserve"> </w:t>
+      </w:r>
+      <w:r>
+        <w:rPr>
+          <w:rtl/>
+        </w:rPr>
+        <w:t xml:space="preserve">۰٫۴۱۴ رسید، اما</w:t>
+      </w:r>
+      <w:r>
+        <w:rPr>
+          <w:rtl/>
+        </w:rPr>
+        <w:t xml:space="preserve"> </w:t>
+      </w:r>
+      <m:oMath>
+        <m:sSup>
+          <m:e>
+            <m:r>
+              <m:t>R</m:t>
+            </m:r>
+          </m:e>
+          <m:sup>
+            <m:r>
+              <m:t>2</m:t>
+            </m:r>
+          </m:sup>
+        </m:sSup>
+      </m:oMath>
+      <w:r>
+        <w:rPr>
+          <w:rtl/>
+        </w:rPr>
+        <w:t xml:space="preserve"> </w:t>
+      </w:r>
+      <w:r>
+        <w:rPr>
+          <w:rtl/>
+        </w:rPr>
+        <w:t xml:space="preserve">روسازی صلب تجمیع‌شده از ۰٫۲۵۴ به ۰٫۲۲۰</w:t>
+      </w:r>
+      <w:r>
+        <w:rPr>
+          <w:rtl/>
+        </w:rPr>
+        <w:t xml:space="preserve"> </w:t>
+      </w:r>
+      <w:r>
+        <w:rPr>
+          <w:i/>
+          <w:iCs/>
+          <w:rtl/>
+        </w:rPr>
+        <w:t xml:space="preserve">کاهش</w:t>
+      </w:r>
+      <w:r>
+        <w:rPr>
+          <w:rtl/>
+        </w:rPr>
+        <w:t xml:space="preserve"> </w:t>
+      </w:r>
+      <w:r>
+        <w:rPr>
+          <w:rtl/>
+        </w:rPr>
+        <w:t xml:space="preserve">یافت — نمونه‌ای نادر که بهینه‌سازی سیستماتیک</w:t>
+      </w:r>
+      <w:r>
+        <w:rPr>
+          <w:rtl/>
+        </w:rPr>
+        <w:t xml:space="preserve"> </w:t>
+      </w:r>
+      <w:r>
+        <w:rPr>
+          <w:rtl/>
+        </w:rPr>
+        <w:t xml:space="preserve">کمکی نکرد (در بخش بحث توضیح داده می‌شود). دوم، حذف ترافیک و LTE در همه موارد مقدار کمی اما ثابت از دقت</w:t>
+      </w:r>
+      <w:r>
+        <w:rPr>
+          <w:rtl/>
+        </w:rPr>
+        <w:t xml:space="preserve"> </w:t>
+      </w:r>
+      <w:r>
+        <w:rPr>
+          <w:rtl/>
+        </w:rPr>
+        <w:t xml:space="preserve">می‌کاهد (انعطاف‌پذیر: ۰٫۴۱۴ ← ۰٫۳۹۵؛ صلب تجمیع‌شده: ۰٫۲۲۰ ← ۰٫۲۰۳)، که نشان می‌دهد این متغیرها سیگنال واقعی</w:t>
+      </w:r>
+      <w:r>
+        <w:rPr>
+          <w:rtl/>
+        </w:rPr>
+        <w:t xml:space="preserve"> </w:t>
+      </w:r>
+      <w:r>
+        <w:rPr>
+          <w:rtl/>
+        </w:rPr>
+        <w:t xml:space="preserve">دارند، هرچند عامل غالب نیستند. سوم، نسخه عملیاتی (با تاریخچه IRI) در همه موارد به‌طور چشمگیری دقیق‌تر است</w:t>
+      </w:r>
+      <w:r>
+        <w:rPr>
+          <w:rtl/>
+        </w:rPr>
+        <w:t xml:space="preserve"> </w:t>
+      </w:r>
+      <w:r>
+        <w:rPr>
+          <w:rtl/>
+        </w:rPr>
+        <w:t xml:space="preserve">(</w:t>
       </w:r>
       <m:oMath>
         <m:sSup>
@@ -3753,7 +4423,7 @@
           <m:t>=</m:t>
         </m:r>
         <m:r>
-          <m:t>0.333</m:t>
+          <m:t>0.698</m:t>
         </m:r>
       </m:oMath>
       <w:r>
@@ -3766,13 +4436,66 @@
         <w:rPr>
           <w:rtl/>
         </w:rPr>
-        <w:t xml:space="preserve">برای روسازی انعطاف‌پذیر و</w:t>
-      </w:r>
-      <w:r>
-        <w:rPr>
-          <w:rtl/>
-        </w:rPr>
-        <w:t xml:space="preserve"> </w:t>
+        <w:t xml:space="preserve">برای انعطاف‌پذیر،</w:t>
+      </w:r>
+      <w:r>
+        <w:rPr>
+          <w:rtl/>
+        </w:rPr>
+        <w:t xml:space="preserve"> </w:t>
+      </w:r>
+      <m:oMath>
+        <m:r>
+          <m:t>0.391</m:t>
+        </m:r>
+      </m:oMath>
+      <w:r>
+        <w:rPr>
+          <w:rtl/>
+        </w:rPr>
+        <w:t xml:space="preserve"> </w:t>
+      </w:r>
+      <w:r>
+        <w:rPr>
+          <w:rtl/>
+        </w:rPr>
+        <w:t xml:space="preserve">برای صلب تجمیع‌شده) — نتیجه‌ای موردانتظار به‌دلیل خودهمبستگی قوی IRI</w:t>
+      </w:r>
+      <w:r>
+        <w:rPr>
+          <w:rtl/>
+        </w:rPr>
+        <w:t xml:space="preserve"> </w:t>
+      </w:r>
+      <w:r>
+        <w:rPr>
+          <w:rtl/>
+        </w:rPr>
+        <w:t xml:space="preserve">در طول زمان، که به‌عنوان مدلی جداگانه و به‌وضوح برچسب‌گذاری‌شده گزارش می‌شود، نه به‌جای عدد اصلی «سازه‌ای».</w:t>
+      </w:r>
+      <w:r>
+        <w:rPr>
+          <w:rtl/>
+        </w:rPr>
+        <w:t xml:space="preserve"> </w:t>
+      </w:r>
+      <w:r>
+        <w:rPr>
+          <w:rtl/>
+        </w:rPr>
+        <w:t xml:space="preserve">چهارم، تجمیع JPCP/JRCP و CRCP در یک مدل واحد از تفکیک آن‌ها بهتر عمل می‌کند: مدل مجزای JPCP/JRCP عملاً از</w:t>
+      </w:r>
+      <w:r>
+        <w:rPr>
+          <w:rtl/>
+        </w:rPr>
+        <w:t xml:space="preserve"> </w:t>
+      </w:r>
+      <w:r>
+        <w:rPr>
+          <w:rtl/>
+        </w:rPr>
+        <w:t xml:space="preserve">پیش‌بینی میانگین ساده نیز ضعیف‌تر است (</w:t>
       </w:r>
       <m:oMath>
         <m:sSup>
@@ -3794,62 +4517,32 @@
           <m:t>=</m:t>
         </m:r>
         <m:r>
-          <m:t>0.254</m:t>
+          <m:rPr>
+            <m:sty m:val="p"/>
+          </m:rPr>
+          <m:t>−</m:t>
+        </m:r>
+        <m:r>
+          <m:t>0.294</m:t>
         </m:r>
       </m:oMath>
       <w:r>
         <w:rPr>
           <w:rtl/>
         </w:rPr>
-        <w:t xml:space="preserve"> </w:t>
-      </w:r>
-      <w:r>
-        <w:rPr>
-          <w:rtl/>
-        </w:rPr>
-        <w:t xml:space="preserve">برای روسازی صلب — و نسبت به محک رگرسیونی به سبک M-E بهبود چشمگیری نشان</w:t>
-      </w:r>
-      <w:r>
-        <w:rPr>
-          <w:rtl/>
-        </w:rPr>
-        <w:t xml:space="preserve"> </w:t>
-      </w:r>
-      <w:r>
-        <w:rPr>
-          <w:rtl/>
-        </w:rPr>
-        <w:t xml:space="preserve">می‌دهد (کاهش نسبی RMSE به ترتیب ۶۰٫۹ و ۶۱٫۶ درصد)، در حالی که آموزش آن ۴٫۴ و ۴٫۱ برابر سریع‌تر از جنگل تصادفی</w:t>
-      </w:r>
-      <w:r>
-        <w:rPr>
-          <w:rtl/>
-        </w:rPr>
-        <w:t xml:space="preserve"> </w:t>
-      </w:r>
-      <w:r>
-        <w:rPr>
-          <w:rtl/>
-        </w:rPr>
-        <w:t xml:space="preserve">است. اعتبارسنجی متقاطع پنج‌لایه گروه‌بندی‌شده، برآورد محتاطانه‌تر و صادقانه‌تری از عدم‌قطعیت اطراف این عدد تک‌تفکیکی</w:t>
-      </w:r>
-      <w:r>
-        <w:rPr>
-          <w:rtl/>
-        </w:rPr>
-        <w:t xml:space="preserve"> </w:t>
-      </w:r>
-      <w:r>
-        <w:rPr>
-          <w:rtl/>
-        </w:rPr>
-        <w:t xml:space="preserve">ارائه می‌دهد:</w:t>
-      </w:r>
-      <w:r>
-        <w:rPr>
-          <w:rtl/>
-        </w:rPr>
-        <w:t xml:space="preserve"> </w:t>
+        <w:t xml:space="preserve">، با ۱۱۸ قطعه)، و مدل مجزای CRCP اگرچه مثبت است</w:t>
+      </w:r>
+      <w:r>
+        <w:rPr>
+          <w:rtl/>
+        </w:rPr>
+        <w:t xml:space="preserve"> </w:t>
+      </w:r>
+      <w:r>
+        <w:rPr>
+          <w:rtl/>
+        </w:rPr>
+        <w:t xml:space="preserve">(</w:t>
       </w:r>
       <m:oMath>
         <m:sSup>
@@ -3871,85 +4564,14 @@
           <m:t>=</m:t>
         </m:r>
         <m:r>
-          <m:t>0.190</m:t>
-        </m:r>
-        <m:r>
-          <m:rPr>
-            <m:sty m:val="p"/>
-          </m:rPr>
-          <m:t>±</m:t>
-        </m:r>
-        <m:r>
-          <m:t>0.109</m:t>
+          <m:t>0.226</m:t>
         </m:r>
       </m:oMath>
       <w:r>
         <w:rPr>
           <w:rtl/>
         </w:rPr>
-        <w:t xml:space="preserve"> </w:t>
-      </w:r>
-      <w:r>
-        <w:rPr>
-          <w:rtl/>
-        </w:rPr>
-        <w:t xml:space="preserve">برای روسازی انعطاف‌پذیر و</w:t>
-      </w:r>
-      <w:r>
-        <w:rPr>
-          <w:rtl/>
-        </w:rPr>
-        <w:t xml:space="preserve"> </w:t>
-      </w:r>
-      <m:oMath>
-        <m:r>
-          <m:t>0.153</m:t>
-        </m:r>
-        <m:r>
-          <m:rPr>
-            <m:sty m:val="p"/>
-          </m:rPr>
-          <m:t>±</m:t>
-        </m:r>
-        <m:r>
-          <m:t>0.095</m:t>
-        </m:r>
-      </m:oMath>
-      <w:r>
-        <w:rPr>
-          <w:rtl/>
-        </w:rPr>
-        <w:t xml:space="preserve"> </w:t>
-      </w:r>
-      <w:r>
-        <w:rPr>
-          <w:rtl/>
-        </w:rPr>
-        <w:t xml:space="preserve">برای روسازی صلب. این پراکندگی</w:t>
-      </w:r>
-      <w:r>
-        <w:rPr>
-          <w:rtl/>
-        </w:rPr>
-        <w:t xml:space="preserve"> </w:t>
-      </w:r>
-      <w:r>
-        <w:rPr>
-          <w:rtl/>
-        </w:rPr>
-        <w:t xml:space="preserve">گسترده اعتبارسنجی متقاطع عمداً گزارش شده، نه صرفاً عدد مطلوب‌تر تک‌تفکیکی: با ۱۵۱ تا ۲۰۸ قطعه برون‌نمونه‌ای در</w:t>
-      </w:r>
-      <w:r>
-        <w:rPr>
-          <w:rtl/>
-        </w:rPr>
-        <w:t xml:space="preserve"> </w:t>
-      </w:r>
-      <w:r>
-        <w:rPr>
-          <w:rtl/>
-        </w:rPr>
-        <w:t xml:space="preserve">هر لایه، واریانس بین لایه‌ها واقعی است.</w:t>
+        <w:t xml:space="preserve">)، واریانس بسیار بالایی در اعتبارسنجی متقاطع دارد (۰٫۲۴۶±) که ناشی از تنها ۶۱ قطعه موجود است.</w:t>
       </w:r>
     </w:p>
     <w:p>
@@ -3960,7 +4582,19 @@
         <w:rPr>
           <w:rtl/>
         </w:rPr>
-        <w:t xml:space="preserve">شبکه عصبی مصنوعی روسازی صلب به‌طور خاص روی تفکیک گروه‌آگاه به قدرت تبیینی نزدیک صفر سقوط می‌کند (</w:t>
+        <w:t xml:space="preserve">شبکه عصبی مصنوعی روسازی صلب حتی پس از تنظیم سیستماتیک با Optuna نیز به قدرت تبیینی ضعیفی می‌رسد</w:t>
+      </w:r>
+      <w:r>
+        <w:rPr>
+          <w:rtl/>
+        </w:rPr>
+        <w:t xml:space="preserve"> </w:t>
+      </w:r>
+      <w:r>
+        <w:rPr>
+          <w:rtl/>
+        </w:rPr>
+        <w:t xml:space="preserve">(</w:t>
       </w:r>
       <m:oMath>
         <m:sSup>
@@ -3989,215 +4623,19 @@
         <w:rPr>
           <w:rtl/>
         </w:rPr>
-        <w:t xml:space="preserve">)،</w:t>
-      </w:r>
-      <w:r>
-        <w:rPr>
-          <w:rtl/>
-        </w:rPr>
-        <w:t xml:space="preserve"> </w:t>
-      </w:r>
-      <w:r>
-        <w:rPr>
-          <w:rtl/>
-        </w:rPr>
-        <w:t xml:space="preserve">الگویی سازگار با بیش‌برازش شبکه‌های عصبی بر نوفه خاص قطعه هنگامی که تنها چند صد قطعه مؤثر برای یادگیری در</w:t>
-      </w:r>
-      <w:r>
-        <w:rPr>
-          <w:rtl/>
-        </w:rPr>
-        <w:t xml:space="preserve"> </w:t>
-      </w:r>
-      <w:r>
-        <w:rPr>
-          <w:rtl/>
-        </w:rPr>
-        <w:t xml:space="preserve">اختیار دارند — دقیقاً رژیمی که در آن منظم‌سازی درونی مدل‌های تجمعی درختی مزیت می‌دهد.</w:t>
-      </w:r>
-    </w:p>
-    <w:bookmarkEnd w:id="17"/>
-    <w:bookmarkStart w:id="18" w:name="عوامل-مؤثر-بر-iri-تبیین-shap"/>
-    <w:p>
-      <w:pPr>
-        <w:pStyle w:val="Heading3"/>
-        <w:bidi/>
-      </w:pPr>
-      <w:r>
-        <w:rPr>
-          <w:rtl/>
-        </w:rPr>
-        <w:t xml:space="preserve">5.3 ۴.۳ عوامل مؤثر بر IRI: تبیین SHAP</w:t>
-      </w:r>
-    </w:p>
-    <w:p>
-      <w:pPr>
-        <w:bidi/>
-      </w:pPr>
-      <w:r>
-        <w:rPr>
-          <w:rtl/>
-        </w:rPr>
-        <w:t xml:space="preserve">برای روسازی‌های انعطاف‌پذیر، طول ترک عرضی MEPDG قوی‌ترین پیش‌بین است، پس از آن مساحت لکه‌گذاری و دمای میانگین</w:t>
-      </w:r>
-      <w:r>
-        <w:rPr>
-          <w:rtl/>
-        </w:rPr>
-        <w:t xml:space="preserve"> </w:t>
-      </w:r>
-      <w:r>
-        <w:rPr>
-          <w:rtl/>
-        </w:rPr>
-        <w:t xml:space="preserve">سالانه — تأییدی داده‌محور بر همان سلسله‌مراتب خرابی که معادله دستی‌برازش‌شده</w:t>
-      </w:r>
-      <w:r>
-        <w:rPr>
-          <w:rtl/>
-        </w:rPr>
-        <w:t xml:space="preserve"> </w:t>
-      </w:r>
-      <w:r>
-        <w:rPr>
-          <w:rtl/>
-        </w:rPr>
-        <w:t xml:space="preserve">[2]</w:t>
-      </w:r>
-      <w:r>
-        <w:rPr>
-          <w:rtl/>
-        </w:rPr>
-        <w:t xml:space="preserve"> </w:t>
-      </w:r>
-      <w:r>
-        <w:rPr>
-          <w:rtl/>
-        </w:rPr>
-        <w:t xml:space="preserve">از پیش فرض</w:t>
-      </w:r>
-      <w:r>
-        <w:rPr>
-          <w:rtl/>
-        </w:rPr>
-        <w:t xml:space="preserve"> </w:t>
-      </w:r>
-      <w:r>
-        <w:rPr>
-          <w:rtl/>
-        </w:rPr>
-        <w:t xml:space="preserve">گرفته بود، به‌همراه یک برهم‌کنش اقلیمی (دما) که مدل خطی فرم‌ثابت به‌تنهایی نمی‌تواند نمایش دهد. برای روسازی‌های</w:t>
-      </w:r>
-      <w:r>
-        <w:rPr>
-          <w:rtl/>
-        </w:rPr>
-        <w:t xml:space="preserve"> </w:t>
-      </w:r>
-      <w:r>
-        <w:rPr>
-          <w:rtl/>
-        </w:rPr>
-        <w:t xml:space="preserve">صلب، افت درز چرخ‌گذر با فاصله زیادی غالب است، که باز هم معادله هموارسازی JPCP پیوست PP را بازتاب می‌دهد. بارش</w:t>
-      </w:r>
-      <w:r>
-        <w:rPr>
-          <w:rtl/>
-        </w:rPr>
-        <w:t xml:space="preserve"> </w:t>
-      </w:r>
-      <w:r>
-        <w:rPr>
-          <w:rtl/>
-        </w:rPr>
-        <w:t xml:space="preserve">دومین پیش‌بین قوی روسازی صلب است — به‌طور محتمل معرف پدیده پمپاژ و از دست رفتن تکیه‌گاه ناشی از رطوبت زیر درزهای</w:t>
-      </w:r>
-      <w:r>
-        <w:rPr>
-          <w:rtl/>
-        </w:rPr>
-        <w:t xml:space="preserve"> </w:t>
-      </w:r>
-      <w:r>
-        <w:rPr>
-          <w:rtl/>
-        </w:rPr>
-        <w:t xml:space="preserve">JPCP، سازوکاری که معادله کلاسیک به‌صراحت آن را نمایش نمی‌دهد.</w:t>
-      </w:r>
-    </w:p>
-    <w:p>
-      <w:pPr>
-        <w:bidi/>
-      </w:pPr>
-      <w:r>
-        <w:rPr>
-          <w:rtl/>
-        </w:rPr>
-        <w:t xml:space="preserve">خرسندکننده است که مدل این ساختار را</w:t>
-      </w:r>
-      <w:r>
-        <w:rPr>
-          <w:rtl/>
-        </w:rPr>
-        <w:t xml:space="preserve"> </w:t>
-      </w:r>
-      <w:r>
-        <w:rPr>
-          <w:b/>
-          <w:bCs/>
-          <w:rtl/>
-        </w:rPr>
-        <w:t xml:space="preserve">بدون آنکه فرم تابعی معادله M-E از پیش به آن گفته شود</w:t>
-      </w:r>
-      <w:r>
-        <w:rPr>
-          <w:rtl/>
-        </w:rPr>
-        <w:t xml:space="preserve"> </w:t>
-      </w:r>
-      <w:r>
-        <w:rPr>
-          <w:rtl/>
-        </w:rPr>
-        <w:t xml:space="preserve">بازیابی می‌کند —</w:t>
-      </w:r>
-      <w:r>
-        <w:rPr>
-          <w:rtl/>
-        </w:rPr>
-        <w:t xml:space="preserve"> </w:t>
-      </w:r>
-      <w:r>
-        <w:rPr>
-          <w:rtl/>
-        </w:rPr>
-        <w:t xml:space="preserve">این ساختار از توزیع مشترک خرابی، اقلیم و IRI در صدها قطعه LTPP کشف می‌شود.</w:t>
-      </w:r>
-    </w:p>
-    <w:bookmarkEnd w:id="18"/>
-    <w:bookmarkEnd w:id="19"/>
-    <w:bookmarkStart w:id="20" w:name="بحث"/>
-    <w:p>
-      <w:pPr>
-        <w:pStyle w:val="Heading2"/>
-        <w:bidi/>
-      </w:pPr>
-      <w:r>
-        <w:rPr>
-          <w:rtl/>
-        </w:rPr>
-        <w:t xml:space="preserve">6 ۵. بحث</w:t>
-      </w:r>
-    </w:p>
-    <w:p>
-      <w:pPr>
-        <w:bidi/>
-      </w:pPr>
-      <w:r>
-        <w:rPr>
-          <w:rtl/>
-        </w:rPr>
-        <w:t xml:space="preserve">سه یافته برجسته است. نخست، شکاف دقت بین روسازی صلب و انعطاف‌پذیر (</w:t>
+        <w:t xml:space="preserve"> </w:t>
+      </w:r>
+      <w:r>
+        <w:rPr>
+          <w:rtl/>
+        </w:rPr>
+        <w:t xml:space="preserve">در مدل تجمیع‌شده تا</w:t>
+      </w:r>
+      <w:r>
+        <w:rPr>
+          <w:rtl/>
+        </w:rPr>
+        <w:t xml:space="preserve"> </w:t>
       </w:r>
       <m:oMath>
         <m:sSup>
@@ -4219,7 +4657,13 @@
           <m:t>=</m:t>
         </m:r>
         <m:r>
-          <m:t>0.254</m:t>
+          <m:rPr>
+            <m:sty m:val="p"/>
+          </m:rPr>
+          <m:t>−</m:t>
+        </m:r>
+        <m:r>
+          <m:t>1.23</m:t>
         </m:r>
       </m:oMath>
       <w:r>
@@ -4232,83 +4676,264 @@
         <w:rPr>
           <w:rtl/>
         </w:rPr>
-        <w:t xml:space="preserve">در برابر</w:t>
-      </w:r>
-      <w:r>
-        <w:rPr>
-          <w:rtl/>
-        </w:rPr>
-        <w:t xml:space="preserve"> </w:t>
-      </w:r>
-      <m:oMath>
-        <m:r>
-          <m:t>0.333</m:t>
-        </m:r>
-      </m:oMath>
-      <w:r>
-        <w:rPr>
-          <w:rtl/>
-        </w:rPr>
-        <w:t xml:space="preserve">) خود آموزنده</w:t>
-      </w:r>
-      <w:r>
-        <w:rPr>
-          <w:rtl/>
-        </w:rPr>
-        <w:t xml:space="preserve"> </w:t>
-      </w:r>
-      <w:r>
-        <w:rPr>
-          <w:rtl/>
-        </w:rPr>
-        <w:t xml:space="preserve">است: IRI روسازی صلب به‌شدت به مکانیک درز (کارایی انتقال بار، وضعیت دوول، فرسایش زیراساس) وابسته است که مجموعه</w:t>
-      </w:r>
-      <w:r>
-        <w:rPr>
-          <w:rtl/>
-        </w:rPr>
-        <w:t xml:space="preserve"> </w:t>
-      </w:r>
-      <w:r>
-        <w:rPr>
-          <w:rtl/>
-        </w:rPr>
-        <w:t xml:space="preserve">ویژگی فعلی ما — ساخته‌شده از جداول خرابی و اقلیم به‌راحتی در دسترس LTPP — تنها به‌طور غیرمستقیم از طریق افت درز</w:t>
-      </w:r>
-      <w:r>
-        <w:rPr>
-          <w:rtl/>
-        </w:rPr>
-        <w:t xml:space="preserve"> </w:t>
-      </w:r>
-      <w:r>
-        <w:rPr>
-          <w:rtl/>
-        </w:rPr>
-        <w:t xml:space="preserve">و بارش آن را دربر می‌گیرد. گام طبیعی بعدی، افزودن مستقیم جداول کارایی انتقال بار دستگاه دفلکتومتر وزنه‌افتان</w:t>
-      </w:r>
-      <w:r>
-        <w:rPr>
-          <w:rtl/>
-        </w:rPr>
-        <w:t xml:space="preserve"> </w:t>
-      </w:r>
-      <w:r>
-        <w:rPr>
-          <w:rtl/>
-        </w:rPr>
-        <w:t xml:space="preserve">LTPP است.</w:t>
-      </w:r>
-    </w:p>
-    <w:p>
-      <w:pPr>
+        <w:t xml:space="preserve">در مدل مجزای CRCP) — این یافته مستقیماً به این پرسش داورانه</w:t>
+      </w:r>
+      <w:r>
+        <w:rPr>
+          <w:rtl/>
+        </w:rPr>
+        <w:t xml:space="preserve"> </w:t>
+      </w:r>
+      <w:r>
+        <w:rPr>
+          <w:rtl/>
+        </w:rPr>
+        <w:t xml:space="preserve">پاسخ می‌دهد که آیا ضعف ANN صرفاً ناشی از تنظیم نادرست بوده است: خیر؛ تنظیم سیستماتیک آن را نجات نمی‌دهد، که</w:t>
+      </w:r>
+      <w:r>
+        <w:rPr>
+          <w:rtl/>
+        </w:rPr>
+        <w:t xml:space="preserve"> </w:t>
+      </w:r>
+      <w:r>
+        <w:rPr>
+          <w:rtl/>
+        </w:rPr>
+        <w:t xml:space="preserve">خود گویای مصالحه سوگیری-واریانس مدل‌های تجمعی درختی در رژیم چند صد قطعه‌ای است.</w:t>
+      </w:r>
+    </w:p>
+    <w:bookmarkEnd w:id="17"/>
+    <w:bookmarkStart w:id="18" w:name="عوامل-مؤثر-بر-iri-تبیین-shap"/>
+    <w:p>
+      <w:pPr>
+        <w:pStyle w:val="Heading3"/>
         <w:bidi/>
       </w:pPr>
       <w:r>
         <w:rPr>
           <w:rtl/>
         </w:rPr>
-        <w:t xml:space="preserve">دوم، شکاف بین</w:t>
+        <w:t xml:space="preserve">5.3 ۴.۳ عوامل مؤثر بر IRI: تبیین SHAP</w:t>
+      </w:r>
+    </w:p>
+    <w:p>
+      <w:pPr>
+        <w:bidi/>
+      </w:pPr>
+      <w:r>
+        <w:rPr>
+          <w:rtl/>
+        </w:rPr>
+        <w:t xml:space="preserve">برای روسازی‌های انعطاف‌پذیر، طول ترک عرضی MEPDG قوی‌ترین پیش‌بین است، پس از آن مساحت لکه‌گذاری و دمای میانگین</w:t>
+      </w:r>
+      <w:r>
+        <w:rPr>
+          <w:rtl/>
+        </w:rPr>
+        <w:t xml:space="preserve"> </w:t>
+      </w:r>
+      <w:r>
+        <w:rPr>
+          <w:rtl/>
+        </w:rPr>
+        <w:t xml:space="preserve">سالانه — تأییدی داده‌محور بر همان سلسله‌مراتب خرابی که معادله دستی‌برازش‌شده</w:t>
+      </w:r>
+      <w:r>
+        <w:rPr>
+          <w:rtl/>
+        </w:rPr>
+        <w:t xml:space="preserve"> </w:t>
+      </w:r>
+      <w:r>
+        <w:rPr>
+          <w:rtl/>
+        </w:rPr>
+        <w:t xml:space="preserve">[2]</w:t>
+      </w:r>
+      <w:r>
+        <w:rPr>
+          <w:rtl/>
+        </w:rPr>
+        <w:t xml:space="preserve"> </w:t>
+      </w:r>
+      <w:r>
+        <w:rPr>
+          <w:rtl/>
+        </w:rPr>
+        <w:t xml:space="preserve">از پیش فرض</w:t>
+      </w:r>
+      <w:r>
+        <w:rPr>
+          <w:rtl/>
+        </w:rPr>
+        <w:t xml:space="preserve"> </w:t>
+      </w:r>
+      <w:r>
+        <w:rPr>
+          <w:rtl/>
+        </w:rPr>
+        <w:t xml:space="preserve">گرفته بود. برای روسازی‌های صلب، افت درز چرخ‌گذر با فاصله زیادی غالب است، پس از آن ضخامت لایه مقید، پوسته‌شدگی</w:t>
+      </w:r>
+      <w:r>
+        <w:rPr>
+          <w:rtl/>
+        </w:rPr>
+        <w:t xml:space="preserve"> </w:t>
+      </w:r>
+      <w:r>
+        <w:rPr>
+          <w:rtl/>
+        </w:rPr>
+        <w:t xml:space="preserve">درز عرضی، دما و بارش. متغیر کارایی انتقال بار (LTE) که تازه در این نسخه افزوده شده — و پیش‌تر تنها به‌عنوان</w:t>
+      </w:r>
+      <w:r>
+        <w:rPr>
+          <w:rtl/>
+        </w:rPr>
+        <w:t xml:space="preserve"> </w:t>
+      </w:r>
+      <w:r>
+        <w:rPr>
+          <w:rtl/>
+        </w:rPr>
+        <w:t xml:space="preserve">کار آینده علامت‌گذاری شده بود — در رتبه دهم از چهارده ویژگی قرار می‌گیرد: سهمی واقعی اما نه غالب، سازگار با</w:t>
+      </w:r>
+      <w:r>
+        <w:rPr>
+          <w:rtl/>
+        </w:rPr>
+        <w:t xml:space="preserve"> </w:t>
+      </w:r>
+      <w:r>
+        <w:rPr>
+          <w:rtl/>
+        </w:rPr>
+        <w:t xml:space="preserve">نتیجه تحلیل حذفی. کاهش LTE (کاهش کارایی انتقال بار) IRI پیش‌بینی‌شده را افزایش می‌دهد — دقیقاً همان مسیر</w:t>
+      </w:r>
+      <w:r>
+        <w:rPr>
+          <w:rtl/>
+        </w:rPr>
+        <w:t xml:space="preserve"> </w:t>
+      </w:r>
+      <w:r>
+        <w:rPr>
+          <w:rtl/>
+        </w:rPr>
+        <w:t xml:space="preserve">مکانیستیکی (کاهش قفل‌شدگی سنگدانه یا دوول ← افت درز ← ناهمواری) که معادله پیوست PP تنها به‌طور ضمنی از طریق</w:t>
+      </w:r>
+      <w:r>
+        <w:rPr>
+          <w:rtl/>
+        </w:rPr>
+        <w:t xml:space="preserve"> </w:t>
+      </w:r>
+      <w:r>
+        <w:rPr>
+          <w:rtl/>
+        </w:rPr>
+        <w:t xml:space="preserve">جمله افت درز نمایش می‌دهد. این‌که LTE سهمی واقعی اما محدود دارد خود آموزنده است: افت درز از پیش بخش عمده آنچه</w:t>
+      </w:r>
+      <w:r>
+        <w:rPr>
+          <w:rtl/>
+        </w:rPr>
+        <w:t xml:space="preserve"> </w:t>
+      </w:r>
+      <w:r>
+        <w:rPr>
+          <w:rtl/>
+        </w:rPr>
+        <w:t xml:space="preserve">LTE می‌توانست توضیح دهد را دربر می‌گیرد، زیرا افت درز خود پیامد کاهش انتقال بار است.</w:t>
+      </w:r>
+    </w:p>
+    <w:p>
+      <w:pPr>
+        <w:bidi/>
+      </w:pPr>
+      <w:r>
+        <w:rPr>
+          <w:rtl/>
+        </w:rPr>
+        <w:t xml:space="preserve">خرسندکننده است که مدل این ساختار را</w:t>
+      </w:r>
+      <w:r>
+        <w:rPr>
+          <w:rtl/>
+        </w:rPr>
+        <w:t xml:space="preserve"> </w:t>
+      </w:r>
+      <w:r>
+        <w:rPr>
+          <w:b/>
+          <w:bCs/>
+          <w:rtl/>
+        </w:rPr>
+        <w:t xml:space="preserve">بدون آنکه فرم تابعی معادله M-E از پیش به آن گفته شود</w:t>
+      </w:r>
+      <w:r>
+        <w:rPr>
+          <w:rtl/>
+        </w:rPr>
+        <w:t xml:space="preserve"> </w:t>
+      </w:r>
+      <w:r>
+        <w:rPr>
+          <w:rtl/>
+        </w:rPr>
+        <w:t xml:space="preserve">بازیابی می‌کند.</w:t>
+      </w:r>
+    </w:p>
+    <w:bookmarkEnd w:id="18"/>
+    <w:bookmarkEnd w:id="19"/>
+    <w:bookmarkStart w:id="20" w:name="بحث"/>
+    <w:p>
+      <w:pPr>
+        <w:pStyle w:val="Heading2"/>
+        <w:bidi/>
+      </w:pPr>
+      <w:r>
+        <w:rPr>
+          <w:rtl/>
+        </w:rPr>
+        <w:t xml:space="preserve">6 ۵. بحث</w:t>
+      </w:r>
+    </w:p>
+    <w:p>
+      <w:pPr>
+        <w:bidi/>
+      </w:pPr>
+      <w:r>
+        <w:rPr>
+          <w:rtl/>
+        </w:rPr>
+        <w:t xml:space="preserve">پنج یافته برجسته است، که چند مورد از آن‌ها پاسخ مستقیم به نکات داوری داخلی است.</w:t>
+      </w:r>
+    </w:p>
+    <w:p>
+      <w:pPr>
+        <w:bidi/>
+      </w:pPr>
+      <w:r>
+        <w:rPr>
+          <w:b/>
+          <w:bCs/>
+          <w:rtl/>
+        </w:rPr>
+        <w:t xml:space="preserve">نخست، تنظیم فراپارامتر به‌طور یکسان کمک نمی‌کند.</w:t>
+      </w:r>
+      <w:r>
+        <w:rPr>
+          <w:rtl/>
+        </w:rPr>
+        <w:t xml:space="preserve"> </w:t>
+      </w:r>
+      <w:r>
+        <w:rPr>
+          <w:rtl/>
+        </w:rPr>
+        <w:t xml:space="preserve">بهینه‌سازی Optuna،</w:t>
       </w:r>
       <w:r>
         <w:rPr>
@@ -4340,43 +4965,113 @@
         <w:rPr>
           <w:rtl/>
         </w:rPr>
-        <w:t xml:space="preserve">تک‌تفکیکی و اعتبارسنجی‌شده متقاطع (۰٫۳۳۳ در برابر ۰٫۱۹۰ برای روسازی انعطاف‌پذیر) یادآوری</w:t>
-      </w:r>
-      <w:r>
-        <w:rPr>
-          <w:rtl/>
-        </w:rPr>
-        <w:t xml:space="preserve"> </w:t>
-      </w:r>
-      <w:r>
-        <w:rPr>
-          <w:rtl/>
-        </w:rPr>
-        <w:t xml:space="preserve">می‌کند که داده‌های تابلویی با بازدیدهای تکراری قطعه، ارزیابی خوش‌بینانه را به‌شدت مجازات می‌کنند. این نکته را</w:t>
-      </w:r>
-      <w:r>
-        <w:rPr>
-          <w:rtl/>
-        </w:rPr>
-        <w:t xml:space="preserve"> </w:t>
-      </w:r>
-      <w:r>
-        <w:rPr>
-          <w:rtl/>
-        </w:rPr>
-        <w:t xml:space="preserve">نه برای داوری دوباره پژوهش‌های پیشین، بلکه به‌عنوان نکته‌ای روش‌شناختی مطرح می‌کنیم که پژوهش‌های آینده مبتنی</w:t>
-      </w:r>
-      <w:r>
-        <w:rPr>
-          <w:rtl/>
-        </w:rPr>
-        <w:t xml:space="preserve"> </w:t>
-      </w:r>
-      <w:r>
-        <w:rPr>
-          <w:rtl/>
-        </w:rPr>
-        <w:t xml:space="preserve">بر یادگیری ماشین LTPP باید به‌صراحت به آن بپردازند.</w:t>
+        <w:t xml:space="preserve">روسازی انعطاف‌پذیر را از ۰٫۳۳۳</w:t>
+      </w:r>
+      <w:r>
+        <w:rPr>
+          <w:rtl/>
+        </w:rPr>
+        <w:t xml:space="preserve"> </w:t>
+      </w:r>
+      <w:r>
+        <w:rPr>
+          <w:rtl/>
+        </w:rPr>
+        <w:t xml:space="preserve">به ۰٫۴۱۴ رساند، اما</w:t>
+      </w:r>
+      <w:r>
+        <w:rPr>
+          <w:rtl/>
+        </w:rPr>
+        <w:t xml:space="preserve"> </w:t>
+      </w:r>
+      <m:oMath>
+        <m:sSup>
+          <m:e>
+            <m:r>
+              <m:t>R</m:t>
+            </m:r>
+          </m:e>
+          <m:sup>
+            <m:r>
+              <m:t>2</m:t>
+            </m:r>
+          </m:sup>
+        </m:sSup>
+      </m:oMath>
+      <w:r>
+        <w:rPr>
+          <w:rtl/>
+        </w:rPr>
+        <w:t xml:space="preserve"> </w:t>
+      </w:r>
+      <w:r>
+        <w:rPr>
+          <w:rtl/>
+        </w:rPr>
+        <w:t xml:space="preserve">روسازی صلب تجمیع‌شده اندکی</w:t>
+      </w:r>
+      <w:r>
+        <w:rPr>
+          <w:rtl/>
+        </w:rPr>
+        <w:t xml:space="preserve"> </w:t>
+      </w:r>
+      <w:r>
+        <w:rPr>
+          <w:i/>
+          <w:iCs/>
+          <w:rtl/>
+        </w:rPr>
+        <w:t xml:space="preserve">کاهش</w:t>
+      </w:r>
+      <w:r>
+        <w:rPr>
+          <w:rtl/>
+        </w:rPr>
+        <w:t xml:space="preserve"> </w:t>
+      </w:r>
+      <w:r>
+        <w:rPr>
+          <w:rtl/>
+        </w:rPr>
+        <w:t xml:space="preserve">یافت (۰٫۲۵۴ به ۰٫۲۲۰). این یافته پنهان نشده است:</w:t>
+      </w:r>
+      <w:r>
+        <w:rPr>
+          <w:rtl/>
+        </w:rPr>
+        <w:t xml:space="preserve"> </w:t>
+      </w:r>
+      <w:r>
+        <w:rPr>
+          <w:rtl/>
+        </w:rPr>
+        <w:t xml:space="preserve">با تنها ۱۷۹ قطعه صلب تقسیم‌شده در اعتبارسنجی متقاطع چهارلایه، هدف بهینه‌سازی خود پرنوسان است و Optuna می‌تواند</w:t>
+      </w:r>
+      <w:r>
+        <w:rPr>
+          <w:rtl/>
+        </w:rPr>
+        <w:t xml:space="preserve"> </w:t>
+      </w:r>
+      <w:r>
+        <w:rPr>
+          <w:rtl/>
+        </w:rPr>
+        <w:t xml:space="preserve">فراپارامترهایی (در اینجا، درخت‌های عمیق‌تر) انتخاب کند که به این هدف پرنوسان بهتر برازش می‌شوند بدون آنکه</w:t>
+      </w:r>
+      <w:r>
+        <w:rPr>
+          <w:rtl/>
+        </w:rPr>
+        <w:t xml:space="preserve"> </w:t>
+      </w:r>
+      <w:r>
+        <w:rPr>
+          <w:rtl/>
+        </w:rPr>
+        <w:t xml:space="preserve">لزوماً تعمیم بهتری روی تفکیک واقعی داشته باشند.</w:t>
       </w:r>
     </w:p>
     <w:p>
@@ -4385,21 +5080,266 @@
       </w:pPr>
       <w:r>
         <w:rPr>
-          <w:rtl/>
-        </w:rPr>
-        <w:t xml:space="preserve">سوم، توجیه عملی برتری تقویت گرادیان بر جنگل تصادفی در اینجا به همان اندازه که به مزیت دقت (واقعی اما متوسط)</w:t>
-      </w:r>
-      <w:r>
-        <w:rPr>
-          <w:rtl/>
-        </w:rPr>
-        <w:t xml:space="preserve"> </w:t>
-      </w:r>
-      <w:r>
-        <w:rPr>
-          <w:rtl/>
-        </w:rPr>
-        <w:t xml:space="preserve">وابسته است، به سرعت آموزش و تبیین‌پذیری بومی SHAP نیز وابسته است.</w:t>
+          <w:b/>
+          <w:bCs/>
+          <w:rtl/>
+        </w:rPr>
+        <w:t xml:space="preserve">دوم، کارایی انتقال بار FWD جایگاه خود را به‌عنوان یک ویژگی درجه‌یک به‌دست می‌آورد.</w:t>
+      </w:r>
+      <w:r>
+        <w:rPr>
+          <w:rtl/>
+        </w:rPr>
+        <w:t xml:space="preserve"> </w:t>
+      </w:r>
+      <w:r>
+        <w:rPr>
+          <w:rtl/>
+        </w:rPr>
+        <w:t xml:space="preserve">افزودن آن (که پیش‌تر</w:t>
+      </w:r>
+      <w:r>
+        <w:rPr>
+          <w:rtl/>
+        </w:rPr>
+        <w:t xml:space="preserve"> </w:t>
+      </w:r>
+      <w:r>
+        <w:rPr>
+          <w:rtl/>
+        </w:rPr>
+        <w:t xml:space="preserve">تنها به‌عنوان کار آینده علامت‌گذاری شده بود) هم دقت روسازی صلب را اندکی بهبود می‌بخشد و هم، مهم‌تر از آن،</w:t>
+      </w:r>
+      <w:r>
+        <w:rPr>
+          <w:rtl/>
+        </w:rPr>
+        <w:t xml:space="preserve"> </w:t>
+      </w:r>
+      <w:r>
+        <w:rPr>
+          <w:rtl/>
+        </w:rPr>
+        <w:t xml:space="preserve">به SHAP یک متغیر مکانیستیکی مستقیم برای انتساب IRI می‌دهد.</w:t>
+      </w:r>
+    </w:p>
+    <w:p>
+      <w:pPr>
+        <w:bidi/>
+      </w:pPr>
+      <w:r>
+        <w:rPr>
+          <w:b/>
+          <w:bCs/>
+          <w:rtl/>
+        </w:rPr>
+        <w:t xml:space="preserve">سوم، یک تحلیل حساسیت صادقانه درباره ترافیک، نتیجه را از «بی‌ربط» به «متوسط اما واقعی» تغییر می‌دهد.</w:t>
+      </w:r>
+      <w:r>
+        <w:rPr>
+          <w:rtl/>
+        </w:rPr>
+        <w:t xml:space="preserve"> </w:t>
+      </w:r>
+      <w:r>
+        <w:rPr>
+          <w:rtl/>
+        </w:rPr>
+        <w:t xml:space="preserve">حذف AADTT/KESAL از طریق تحلیل حذفی مبتنی بر جایگذاری، ۰٫۰۱۹ واحد</w:t>
+      </w:r>
+      <w:r>
+        <w:rPr>
+          <w:rtl/>
+        </w:rPr>
+        <w:t xml:space="preserve"> </w:t>
+      </w:r>
+      <m:oMath>
+        <m:sSup>
+          <m:e>
+            <m:r>
+              <m:t>R</m:t>
+            </m:r>
+          </m:e>
+          <m:sup>
+            <m:r>
+              <m:t>2</m:t>
+            </m:r>
+          </m:sup>
+        </m:sSup>
+      </m:oMath>
+      <w:r>
+        <w:rPr>
+          <w:rtl/>
+        </w:rPr>
+        <w:t xml:space="preserve"> </w:t>
+      </w:r>
+      <w:r>
+        <w:rPr>
+          <w:rtl/>
+        </w:rPr>
+        <w:t xml:space="preserve">(انعطاف‌پذیر) و ۰٫۰۱۷ واحد</w:t>
+      </w:r>
+      <w:r>
+        <w:rPr>
+          <w:rtl/>
+        </w:rPr>
+        <w:t xml:space="preserve"> </w:t>
+      </w:r>
+      <m:oMath>
+        <m:sSup>
+          <m:e>
+            <m:r>
+              <m:t>R</m:t>
+            </m:r>
+          </m:e>
+          <m:sup>
+            <m:r>
+              <m:t>2</m:t>
+            </m:r>
+          </m:sup>
+        </m:sSup>
+      </m:oMath>
+      <w:r>
+        <w:rPr>
+          <w:rtl/>
+        </w:rPr>
+        <w:t xml:space="preserve"> </w:t>
+      </w:r>
+      <w:r>
+        <w:rPr>
+          <w:rtl/>
+        </w:rPr>
+        <w:t xml:space="preserve">(صلب تجمیع‌شده) هزینه دارد.</w:t>
+      </w:r>
+    </w:p>
+    <w:p>
+      <w:pPr>
+        <w:bidi/>
+      </w:pPr>
+      <w:r>
+        <w:rPr>
+          <w:b/>
+          <w:bCs/>
+          <w:rtl/>
+        </w:rPr>
+        <w:t xml:space="preserve">چهارم، پیش‌بینی وظیفه‌ای متفاوت (و بسیار ساده‌تر) از انتساب سازه‌ای است، و هر دو مفید هستند.</w:t>
+      </w:r>
+      <w:r>
+        <w:rPr>
+          <w:rtl/>
+        </w:rPr>
+        <w:t xml:space="preserve"> </w:t>
+      </w:r>
+      <w:r>
+        <w:rPr>
+          <w:rtl/>
+        </w:rPr>
+        <w:t xml:space="preserve">مدل‌های</w:t>
+      </w:r>
+      <w:r>
+        <w:rPr>
+          <w:rtl/>
+        </w:rPr>
+        <w:t xml:space="preserve"> </w:t>
+      </w:r>
+      <w:r>
+        <w:rPr>
+          <w:rtl/>
+        </w:rPr>
+        <w:t xml:space="preserve">عملیاتی با IRI پیشین به</w:t>
+      </w:r>
+      <w:r>
+        <w:rPr>
+          <w:rtl/>
+        </w:rPr>
+        <w:t xml:space="preserve"> </w:t>
+      </w:r>
+      <m:oMath>
+        <m:sSup>
+          <m:e>
+            <m:r>
+              <m:t>R</m:t>
+            </m:r>
+          </m:e>
+          <m:sup>
+            <m:r>
+              <m:t>2</m:t>
+            </m:r>
+          </m:sup>
+        </m:sSup>
+      </m:oMath>
+      <w:r>
+        <w:rPr>
+          <w:rtl/>
+        </w:rPr>
+        <w:t xml:space="preserve"> </w:t>
+      </w:r>
+      <w:r>
+        <w:rPr>
+          <w:rtl/>
+        </w:rPr>
+        <w:t xml:space="preserve">تا ۰٫۷۰ می‌رسند، زیرا تاریخچه اخیر IRI یک قطعه، به‌طور طبیعی، بهترین پیش‌بین</w:t>
+      </w:r>
+      <w:r>
+        <w:rPr>
+          <w:rtl/>
+        </w:rPr>
+        <w:t xml:space="preserve"> </w:t>
+      </w:r>
+      <w:r>
+        <w:rPr>
+          <w:rtl/>
+        </w:rPr>
+        <w:t xml:space="preserve">مقدار بعدی آن است. یک سامانه مدیریت روسازی که تصمیم می‌گیرد چه زمانی بازرسی مجدد انجام دهد، مدل عملیاتی را</w:t>
+      </w:r>
+      <w:r>
+        <w:rPr>
+          <w:rtl/>
+        </w:rPr>
+        <w:t xml:space="preserve"> </w:t>
+      </w:r>
+      <w:r>
+        <w:rPr>
+          <w:rtl/>
+        </w:rPr>
+        <w:t xml:space="preserve">می‌خواهد؛ سازمانی که تصمیم می‌گیرد چه طرح یا اقدام نگهداری‌ای تجویز کند، مدل سازه‌ای را می‌خواهد.</w:t>
+      </w:r>
+    </w:p>
+    <w:p>
+      <w:pPr>
+        <w:bidi/>
+      </w:pPr>
+      <w:r>
+        <w:rPr>
+          <w:b/>
+          <w:bCs/>
+          <w:rtl/>
+        </w:rPr>
+        <w:t xml:space="preserve">پنجم، تجمیع برای روسازی‌های صلب در این حجم نمونه بهتر از تفکیک عمل می‌کند</w:t>
+      </w:r>
+      <w:r>
+        <w:rPr>
+          <w:rtl/>
+        </w:rPr>
+        <w:t xml:space="preserve"> </w:t>
+      </w:r>
+      <w:r>
+        <w:rPr>
+          <w:rtl/>
+        </w:rPr>
+        <w:t xml:space="preserve">— پاسخی داده‌محور، نه مفروض،</w:t>
+      </w:r>
+      <w:r>
+        <w:rPr>
+          <w:rtl/>
+        </w:rPr>
+        <w:t xml:space="preserve"> </w:t>
+      </w:r>
+      <w:r>
+        <w:rPr>
+          <w:rtl/>
+        </w:rPr>
+        <w:t xml:space="preserve">به این پرسش که آیا JPCP/JRCP و CRCP باید مدل جداگانه داشته باشند.</w:t>
       </w:r>
     </w:p>
     <w:bookmarkEnd w:id="20"/>
@@ -4442,31 +5382,43 @@
           <w:bCs/>
           <w:rtl/>
         </w:rPr>
-        <w:t xml:space="preserve">گزینش مورد کامل.</w:t>
-      </w:r>
-      <w:r>
-        <w:rPr>
-          <w:rtl/>
-        </w:rPr>
-        <w:t xml:space="preserve"> </w:t>
-      </w:r>
-      <w:r>
-        <w:rPr>
-          <w:rtl/>
-        </w:rPr>
-        <w:t xml:space="preserve">هر دو مجموعه‌داده تنها رکوردهایی با مجموعه پیش‌بین اصلی کاملاً مشاهده‌شده را نگه</w:t>
-      </w:r>
-      <w:r>
-        <w:rPr>
-          <w:rtl/>
-        </w:rPr>
-        <w:t xml:space="preserve"> </w:t>
-      </w:r>
-      <w:r>
-        <w:rPr>
-          <w:rtl/>
-        </w:rPr>
-        <w:t xml:space="preserve">می‌دارند؛ این انتخابی استاندارد و قابل‌دفاع است، اما نوعی گزینش محسوب می‌شود.</w:t>
+        <w:t xml:space="preserve">گزینش مورد کامل روی پیش‌بین‌های سازه‌ای.</w:t>
+      </w:r>
+      <w:r>
+        <w:rPr>
+          <w:rtl/>
+        </w:rPr>
+        <w:t xml:space="preserve"> </w:t>
+      </w:r>
+      <w:r>
+        <w:rPr>
+          <w:rtl/>
+        </w:rPr>
+        <w:t xml:space="preserve">هر دو مجموعه‌داده تنها رکوردهایی با هسته سازه‌ای کاملاً</w:t>
+      </w:r>
+      <w:r>
+        <w:rPr>
+          <w:rtl/>
+        </w:rPr>
+        <w:t xml:space="preserve"> </w:t>
+      </w:r>
+      <w:r>
+        <w:rPr>
+          <w:rtl/>
+        </w:rPr>
+        <w:t xml:space="preserve">مشاهده‌شده را نگه می‌دارند؛ ترافیک و LTE اکنون جایگذاری می‌شوند نه حذف، اما هسته سازه‌ای همچنان مورد کامل</w:t>
+      </w:r>
+      <w:r>
+        <w:rPr>
+          <w:rtl/>
+        </w:rPr>
+        <w:t xml:space="preserve"> </w:t>
+      </w:r>
+      <w:r>
+        <w:rPr>
+          <w:rtl/>
+        </w:rPr>
+        <w:t xml:space="preserve">است.</w:t>
       </w:r>
     </w:p>
     <w:p>
@@ -4496,44 +5448,7 @@
         <w:rPr>
           <w:rtl/>
         </w:rPr>
-        <w:t xml:space="preserve">۴۱ تا ۴۳ درصد رکوردها به معیار جایگزین «سال‌های سپری‌شده از نخستین بازدید» بازمی‌گردند</w:t>
-      </w:r>
-      <w:r>
-        <w:rPr>
-          <w:rtl/>
-        </w:rPr>
-        <w:t xml:space="preserve"> </w:t>
-      </w:r>
-      <w:r>
-        <w:rPr>
-          <w:rtl/>
-        </w:rPr>
-        <w:t xml:space="preserve">زیرا</w:t>
-      </w:r>
-      <w:r>
-        <w:rPr>
-          <w:rtl/>
-        </w:rPr>
-        <w:t xml:space="preserve"> </w:t>
-      </w:r>
-      <w:r>
-        <w:rPr>
-          <w:rStyle w:val="VerbatimChar"/>
-          <w:rtl/>
-        </w:rPr>
-        <w:t xml:space="preserve">INV_AGE.CONSTRUCTION_DATE</w:t>
-      </w:r>
-      <w:r>
-        <w:rPr>
-          <w:rtl/>
-        </w:rPr>
-        <w:t xml:space="preserve"> </w:t>
-      </w:r>
-      <w:r>
-        <w:rPr>
-          <w:rtl/>
-        </w:rPr>
-        <w:t xml:space="preserve">برای آن قطعه در دسترس نیست.</w:t>
+        <w:t xml:space="preserve">۴۱ تا ۴۳ درصد رکوردها به معیار جایگزین «سال‌های سپری‌شده از نخستین بازدید» بازمی‌گردند.</w:t>
       </w:r>
     </w:p>
     <w:p>
@@ -4551,19 +5466,31 @@
           <w:bCs/>
           <w:rtl/>
         </w:rPr>
-        <w:t xml:space="preserve">بار ترافیکی از مدل اصلی کنار گذاشته شده</w:t>
-      </w:r>
-      <w:r>
-        <w:rPr>
-          <w:rtl/>
-        </w:rPr>
-        <w:t xml:space="preserve"> </w:t>
-      </w:r>
-      <w:r>
-        <w:rPr>
-          <w:rtl/>
-        </w:rPr>
-        <w:t xml:space="preserve">به‌دلیل گمشدگی شدید آن (۶۵ تا ۸۰ درصد).</w:t>
+        <w:t xml:space="preserve">عدم‌قطعیت جایگذاری منتشر نشده است.</w:t>
+      </w:r>
+      <w:r>
+        <w:rPr>
+          <w:rtl/>
+        </w:rPr>
+        <w:t xml:space="preserve"> </w:t>
+      </w:r>
+      <w:r>
+        <w:rPr>
+          <w:rtl/>
+        </w:rPr>
+        <w:t xml:space="preserve">روش IterativeImputer یک برآورد نقطه‌ای برای هر مقدار گمشده تولید</w:t>
+      </w:r>
+      <w:r>
+        <w:rPr>
+          <w:rtl/>
+        </w:rPr>
+        <w:t xml:space="preserve"> </w:t>
+      </w:r>
+      <w:r>
+        <w:rPr>
+          <w:rtl/>
+        </w:rPr>
+        <w:t xml:space="preserve">می‌کند؛ رویکرد جایگذاری چندگانه با تلفیق واریانس (قواعد روبین) دقت بیشتری در گزارش عدم‌قطعیت می‌داد.</w:t>
       </w:r>
     </w:p>
     <w:p>
@@ -4581,37 +5508,31 @@
           <w:bCs/>
           <w:rtl/>
         </w:rPr>
-        <w:t xml:space="preserve">حجم نمونه</w:t>
-      </w:r>
-      <w:r>
-        <w:rPr>
-          <w:rtl/>
-        </w:rPr>
-        <w:t xml:space="preserve">، هرچند از نظر مرتبه بزرگی با مطالعه ۲٬۶۹۹ رکوردی سانگ و همکاران</w:t>
-      </w:r>
-      <w:r>
-        <w:rPr>
-          <w:rtl/>
-        </w:rPr>
-        <w:t xml:space="preserve"> </w:t>
-      </w:r>
-      <w:r>
-        <w:rPr>
-          <w:rtl/>
-        </w:rPr>
-        <w:t xml:space="preserve">[1]</w:t>
-      </w:r>
-      <w:r>
-        <w:rPr>
-          <w:rtl/>
-        </w:rPr>
-        <w:t xml:space="preserve"> </w:t>
-      </w:r>
-      <w:r>
-        <w:rPr>
-          <w:rtl/>
-        </w:rPr>
-        <w:t xml:space="preserve">قابل‌مقایسه است، در خانواده انعطاف‌پذیر کوچک‌تر از آن محک است.</w:t>
+        <w:t xml:space="preserve">ناپایداری مدل‌های مجزای صلب.</w:t>
+      </w:r>
+      <w:r>
+        <w:rPr>
+          <w:rtl/>
+        </w:rPr>
+        <w:t xml:space="preserve"> </w:t>
+      </w:r>
+      <w:r>
+        <w:rPr>
+          <w:rtl/>
+        </w:rPr>
+        <w:t xml:space="preserve">مدل‌های JPCP/JRCP و CRCP مجزا برای پرسش تجمیع در برابر تفکیک آموزنده‌اند</w:t>
+      </w:r>
+      <w:r>
+        <w:rPr>
+          <w:rtl/>
+        </w:rPr>
+        <w:t xml:space="preserve"> </w:t>
+      </w:r>
+      <w:r>
+        <w:rPr>
+          <w:rtl/>
+        </w:rPr>
+        <w:t xml:space="preserve">اما خود برای استقرار عملیاتی مستقل بسیار کوچک‌اند (۶۱ تا ۱۱۸ قطعه).</w:t>
       </w:r>
     </w:p>
     <w:p>
@@ -4629,6 +5550,54 @@
           <w:bCs/>
           <w:rtl/>
         </w:rPr>
+        <w:t xml:space="preserve">حجم نمونه</w:t>
+      </w:r>
+      <w:r>
+        <w:rPr>
+          <w:rtl/>
+        </w:rPr>
+        <w:t xml:space="preserve">، هرچند از نظر مرتبه بزرگی با مطالعه ۲٬۶۹۹ رکوردی سانگ و همکاران</w:t>
+      </w:r>
+      <w:r>
+        <w:rPr>
+          <w:rtl/>
+        </w:rPr>
+        <w:t xml:space="preserve"> </w:t>
+      </w:r>
+      <w:r>
+        <w:rPr>
+          <w:rtl/>
+        </w:rPr>
+        <w:t xml:space="preserve">[1]</w:t>
+      </w:r>
+      <w:r>
+        <w:rPr>
+          <w:rtl/>
+        </w:rPr>
+        <w:t xml:space="preserve"> </w:t>
+      </w:r>
+      <w:r>
+        <w:rPr>
+          <w:rtl/>
+        </w:rPr>
+        <w:t xml:space="preserve">قابل‌مقایسه است، در خانواده انعطاف‌پذیر کوچک‌تر از آن محک است.</w:t>
+      </w:r>
+    </w:p>
+    <w:p>
+      <w:pPr>
+        <w:pStyle w:val="Compact"/>
+        <w:numPr>
+          <w:ilvl w:val="0"/>
+          <w:numId w:val="1002"/>
+        </w:numPr>
+        <w:bidi/>
+      </w:pPr>
+      <w:r>
+        <w:rPr>
+          <w:b/>
+          <w:bCs/>
+          <w:rtl/>
+        </w:rPr>
         <w:t xml:space="preserve">این پژوهش بر پایه یک عکس‌فوری واحد از انتشار SDR (نسخه ۳۹، سپتامبر ۲۰۲۵) است.</w:t>
       </w:r>
     </w:p>
@@ -4654,103 +5623,173 @@
         <w:rPr>
           <w:rtl/>
         </w:rPr>
-        <w:t xml:space="preserve">روسازی‌های صلب استثنای خاموش یک دهه پیشرفت یادگیری ماشین در پیش‌بینی IRI بوده‌اند — نه به این دلیل که اهمیت</w:t>
-      </w:r>
-      <w:r>
-        <w:rPr>
-          <w:rtl/>
-        </w:rPr>
-        <w:t xml:space="preserve"> </w:t>
-      </w:r>
-      <w:r>
-        <w:rPr>
-          <w:rtl/>
-        </w:rPr>
-        <w:t xml:space="preserve">ندارند، بلکه به این دلیل که تاکنون کسی خط‌لوله‌ای برای گنجاندن آن‌ها هم‌تراز با آسفالت نساخته بود. ما این</w:t>
-      </w:r>
-      <w:r>
-        <w:rPr>
-          <w:rtl/>
-        </w:rPr>
-        <w:t xml:space="preserve"> </w:t>
-      </w:r>
-      <w:r>
-        <w:rPr>
-          <w:rtl/>
-        </w:rPr>
-        <w:t xml:space="preserve">خط‌لوله را مستقیماً بر پایه توزیع عمومی LTPP اداره بزرگراه‌های فدرال ساختیم، سه اشکال واقعی مهندسی داده (طبقه‌بندی</w:t>
-      </w:r>
-      <w:r>
-        <w:rPr>
-          <w:rtl/>
-        </w:rPr>
-        <w:t xml:space="preserve"> </w:t>
-      </w:r>
-      <w:r>
-        <w:rPr>
-          <w:rtl/>
-        </w:rPr>
-        <w:t xml:space="preserve">نادرست خانواده روسازی، بازه بیش‌ازحد تنگ تطبیق بازدید، و نشت داده آموزش/آزمون در سطح قطعه) را در این مسیر رفع</w:t>
-      </w:r>
-      <w:r>
-        <w:rPr>
-          <w:rtl/>
-        </w:rPr>
-        <w:t xml:space="preserve"> </w:t>
-      </w:r>
-      <w:r>
-        <w:rPr>
-          <w:rtl/>
-        </w:rPr>
-        <w:t xml:space="preserve">کردیم، و مدل‌های تجمعی منطبق و تبیین‌شده با SHAP را برای هر دو خانواده روسازی آموزش دادیم. مدل‌های حاصل،</w:t>
-      </w:r>
-      <w:r>
-        <w:rPr>
-          <w:rtl/>
-        </w:rPr>
-        <w:t xml:space="preserve"> </w:t>
-      </w:r>
-      <w:r>
-        <w:rPr>
-          <w:rtl/>
-        </w:rPr>
-        <w:t xml:space="preserve">سازوکارهای شناخته‌شده مهندسی روسازی را صرفاً از داده بازیابی می‌کنند، به‌طور چشمگیری از محک‌های مکانیستیک-تجربی</w:t>
-      </w:r>
-      <w:r>
-        <w:rPr>
-          <w:rtl/>
-        </w:rPr>
-        <w:t xml:space="preserve"> </w:t>
-      </w:r>
-      <w:r>
-        <w:rPr>
-          <w:rtl/>
-        </w:rPr>
-        <w:t xml:space="preserve">پیشی می‌گیرند، و چندین برابر سریع‌تر از یک جنگل تصادفی قابل‌مقایسه آموزش می‌بینند — و در عین حال درباره سقف دقت</w:t>
-      </w:r>
-      <w:r>
-        <w:rPr>
-          <w:rtl/>
-        </w:rPr>
-        <w:t xml:space="preserve"> </w:t>
-      </w:r>
-      <w:r>
-        <w:rPr>
-          <w:rtl/>
-        </w:rPr>
-        <w:t xml:space="preserve">اعتبارسنجی‌شده متقاطع که فضای واقعی برای مهندسی ویژگی آینده باقی می‌گذارد، صادق هستند. تمام کد، از دانلود خام</w:t>
-      </w:r>
-      <w:r>
-        <w:rPr>
-          <w:rtl/>
-        </w:rPr>
-        <w:t xml:space="preserve"> </w:t>
-      </w:r>
-      <w:r>
-        <w:rPr>
-          <w:rtl/>
-        </w:rPr>
-        <w:t xml:space="preserve">LTPP تا مدل آموزش‌دیده و تبیین SHAP، به‌صورت عمومی در گیت‌هاب منتشر شده است.</w:t>
+        <w:t xml:space="preserve">روسازی‌های صلب استثنای خاموش یک دهه پیشرفت یادگیری ماشین در پیش‌بینی IRI بوده‌اند. ما خط‌لوله‌ای مستقیماً بر</w:t>
+      </w:r>
+      <w:r>
+        <w:rPr>
+          <w:rtl/>
+        </w:rPr>
+        <w:t xml:space="preserve"> </w:t>
+      </w:r>
+      <w:r>
+        <w:rPr>
+          <w:rtl/>
+        </w:rPr>
+        <w:t xml:space="preserve">پایه توزیع عمومی LTPP اداره بزرگراه‌های فدرال ساختیم، سه اشکال واقعی مهندسی داده (طبقه‌بندی نادرست خانواده</w:t>
+      </w:r>
+      <w:r>
+        <w:rPr>
+          <w:rtl/>
+        </w:rPr>
+        <w:t xml:space="preserve"> </w:t>
+      </w:r>
+      <w:r>
+        <w:rPr>
+          <w:rtl/>
+        </w:rPr>
+        <w:t xml:space="preserve">روسازی، بازه بیش‌ازحد تنگ تطبیق بازدید، و نشت داده آموزش/آزمون در سطح قطعه) را رفع کردیم، متغیر کارایی</w:t>
+      </w:r>
+      <w:r>
+        <w:rPr>
+          <w:rtl/>
+        </w:rPr>
+        <w:t xml:space="preserve"> </w:t>
+      </w:r>
+      <w:r>
+        <w:rPr>
+          <w:rtl/>
+        </w:rPr>
+        <w:t xml:space="preserve">انتقال بار FWD را که پیش‌تر تنها کار آینده بود افزودیم، فراپارامترها را با جست‌وجوی Optuna به‌جای انتخاب</w:t>
+      </w:r>
+      <w:r>
+        <w:rPr>
+          <w:rtl/>
+        </w:rPr>
+        <w:t xml:space="preserve"> </w:t>
+      </w:r>
+      <w:r>
+        <w:rPr>
+          <w:rtl/>
+        </w:rPr>
+        <w:t xml:space="preserve">دستی تنظیم کردیم، حذف متغیرهای ترافیکی را با جایگذاری ایمن از نشت داده و تحلیل حذفی صریح جایگزین کردیم، و</w:t>
+      </w:r>
+      <w:r>
+        <w:rPr>
+          <w:rtl/>
+        </w:rPr>
+        <w:t xml:space="preserve"> </w:t>
+      </w:r>
+      <w:r>
+        <w:rPr>
+          <w:rtl/>
+        </w:rPr>
+        <w:t xml:space="preserve">این‌که آیا JPCP/JRCP و CRCP باید مدل مشترک داشته باشند را آزمودیم نه فرض کردیم. مدل‌های سازه‌ای حاصل،</w:t>
+      </w:r>
+      <w:r>
+        <w:rPr>
+          <w:rtl/>
+        </w:rPr>
+        <w:t xml:space="preserve"> </w:t>
+      </w:r>
+      <w:r>
+        <w:rPr>
+          <w:rtl/>
+        </w:rPr>
+        <w:t xml:space="preserve">سازوکارهای شناخته‌شده مهندسی روسازی را صرفاً از داده بازیابی می‌کنند و به‌طور چشمگیری از محک‌های مکانیستیک-تجربی</w:t>
+      </w:r>
+      <w:r>
+        <w:rPr>
+          <w:rtl/>
+        </w:rPr>
+        <w:t xml:space="preserve"> </w:t>
+      </w:r>
+      <w:r>
+        <w:rPr>
+          <w:rtl/>
+        </w:rPr>
+        <w:t xml:space="preserve">پیشی می‌گیرند؛ نسخه عملیاتی مکمل با IRI پیشین به</w:t>
+      </w:r>
+      <w:r>
+        <w:rPr>
+          <w:rtl/>
+        </w:rPr>
+        <w:t xml:space="preserve"> </w:t>
+      </w:r>
+      <m:oMath>
+        <m:sSup>
+          <m:e>
+            <m:r>
+              <m:t>R</m:t>
+            </m:r>
+          </m:e>
+          <m:sup>
+            <m:r>
+              <m:t>2</m:t>
+            </m:r>
+          </m:sup>
+        </m:sSup>
+      </m:oMath>
+      <w:r>
+        <w:rPr>
+          <w:rtl/>
+        </w:rPr>
+        <w:t xml:space="preserve"> </w:t>
+      </w:r>
+      <w:r>
+        <w:rPr>
+          <w:rtl/>
+        </w:rPr>
+        <w:t xml:space="preserve">تا ۰٫۷۰ می‌رسد. هر مورد که تنظیم</w:t>
+      </w:r>
+      <w:r>
+        <w:rPr>
+          <w:rtl/>
+        </w:rPr>
+        <w:t xml:space="preserve"> </w:t>
+      </w:r>
+      <w:r>
+        <w:rPr>
+          <w:i/>
+          <w:iCs/>
+          <w:rtl/>
+        </w:rPr>
+        <w:t xml:space="preserve">کمکی نکرد</w:t>
+      </w:r>
+      <w:r>
+        <w:rPr>
+          <w:rtl/>
+        </w:rPr>
+        <w:t xml:space="preserve"> </w:t>
+      </w:r>
+      <w:r>
+        <w:rPr>
+          <w:rtl/>
+        </w:rPr>
+        <w:t xml:space="preserve">(بهینه‌سازی</w:t>
+      </w:r>
+      <w:r>
+        <w:rPr>
+          <w:rtl/>
+        </w:rPr>
+        <w:t xml:space="preserve"> </w:t>
+      </w:r>
+      <w:r>
+        <w:rPr>
+          <w:rtl/>
+        </w:rPr>
+        <w:t xml:space="preserve">فراپارامتر روسازی صلب، مدل پایه ANN، تفکیک JPCP/JRCP) با همان برجستگی مواردی که کمک کرد، گزارش شده است. تمام</w:t>
+      </w:r>
+      <w:r>
+        <w:rPr>
+          <w:rtl/>
+        </w:rPr>
+        <w:t xml:space="preserve"> </w:t>
+      </w:r>
+      <w:r>
+        <w:rPr>
+          <w:rtl/>
+        </w:rPr>
+        <w:t xml:space="preserve">کد، از دانلود خام LTPP تا مدل آموزش‌دیده و تبیین SHAP، به‌صورت عمومی در گیت‌هاب منتشر شده است.</w:t>
       </w:r>
     </w:p>
     <w:bookmarkEnd w:id="22"/>
@@ -4788,31 +5827,31 @@
           <w:rStyle w:val="VerbatimChar"/>
           <w:rtl/>
         </w:rPr>
-        <w:t xml:space="preserve">https://github.com/sabernaseralavi-60/2026_Beyond-Asphalt-IRI-LTPP</w:t>
-      </w:r>
-      <w:r>
-        <w:rPr>
-          <w:rtl/>
-        </w:rPr>
-        <w:t xml:space="preserve"> </w:t>
-      </w:r>
-      <w:r>
-        <w:rPr>
-          <w:rtl/>
-        </w:rPr>
-        <w:t xml:space="preserve">با مجوز باز در دسترس است. داده خام LTPP</w:t>
-      </w:r>
-      <w:r>
-        <w:rPr>
-          <w:rtl/>
-        </w:rPr>
-        <w:t xml:space="preserve"> </w:t>
-      </w:r>
-      <w:r>
-        <w:rPr>
-          <w:rtl/>
-        </w:rPr>
-        <w:t xml:space="preserve">مالکیت عمومی است و توسط InfoPave وابسته به FHWA توزیع می‌شود.</w:t>
+        <w:t xml:space="preserve">https://github.com/sabernaseralavi-60/2026_International-Roughness-Index-Prediction-Using-the-LTPP</w:t>
+      </w:r>
+      <w:r>
+        <w:rPr>
+          <w:rtl/>
+        </w:rPr>
+        <w:t xml:space="preserve"> </w:t>
+      </w:r>
+      <w:r>
+        <w:rPr>
+          <w:rtl/>
+        </w:rPr>
+        <w:t xml:space="preserve">با مجوز</w:t>
+      </w:r>
+      <w:r>
+        <w:rPr>
+          <w:rtl/>
+        </w:rPr>
+        <w:t xml:space="preserve"> </w:t>
+      </w:r>
+      <w:r>
+        <w:rPr>
+          <w:rtl/>
+        </w:rPr>
+        <w:t xml:space="preserve">باز در دسترس است. داده خام LTPP مالکیت عمومی است و توسط InfoPave وابسته به FHWA توزیع می‌شود.</w:t>
       </w:r>
     </w:p>
     <w:bookmarkEnd w:id="23"/>
